--- a/О Договоре/Соглашение ЭДО - ШАБЛОН.docx
+++ b/О Договоре/Соглашение ЭДО - ШАБЛОН.docx
@@ -1,6 +1,6 @@
 
 <file path=word/document.xml><?xml version="1.0" encoding="utf-8"?>
-<w:document xmlns:wpc="http://schemas.microsoft.com/office/word/2010/wordprocessingCanvas" xmlns:cx="http://schemas.microsoft.com/office/drawing/2014/chartex" xmlns:mc="http://schemas.openxmlformats.org/markup-compatibility/2006" xmlns:o="urn:schemas-microsoft-com:office:office" xmlns:r="http://schemas.openxmlformats.org/officeDocument/2006/relationships" xmlns:m="http://schemas.openxmlformats.org/officeDocument/2006/math" xmlns:v="urn:schemas-microsoft-com:vml" xmlns:wp14="http://schemas.microsoft.com/office/word/2010/wordprocessingDrawing" xmlns:wp="http://schemas.openxmlformats.org/drawingml/2006/wordprocessingDrawing" xmlns:w10="urn:schemas-microsoft-com:office:word" xmlns:w="http://schemas.openxmlformats.org/wordprocessingml/2006/main" xmlns:w14="http://schemas.microsoft.com/office/word/2010/wordml" xmlns:w15="http://schemas.microsoft.com/office/word/2012/wordml" xmlns:w16se="http://schemas.microsoft.com/office/word/2015/wordml/symex" xmlns:wpg="http://schemas.microsoft.com/office/word/2010/wordprocessingGroup" xmlns:wpi="http://schemas.microsoft.com/office/word/2010/wordprocessingInk" xmlns:wne="http://schemas.microsoft.com/office/word/2006/wordml" xmlns:wps="http://schemas.microsoft.com/office/word/2010/wordprocessingShape" mc:Ignorable="w14 w15 w16se wp14">
+<w:document xmlns:wpc="http://schemas.microsoft.com/office/word/2010/wordprocessingCanvas" xmlns:cx="http://schemas.microsoft.com/office/drawing/2014/chartex" xmlns:cx1="http://schemas.microsoft.com/office/drawing/2015/9/8/chartex" xmlns:mc="http://schemas.openxmlformats.org/markup-compatibility/2006" xmlns:o="urn:schemas-microsoft-com:office:office" xmlns:r="http://schemas.openxmlformats.org/officeDocument/2006/relationships" xmlns:m="http://schemas.openxmlformats.org/officeDocument/2006/math" xmlns:v="urn:schemas-microsoft-com:vml" xmlns:wp14="http://schemas.microsoft.com/office/word/2010/wordprocessingDrawing" xmlns:wp="http://schemas.openxmlformats.org/drawingml/2006/wordprocessingDrawing" xmlns:w10="urn:schemas-microsoft-com:office:word" xmlns:w="http://schemas.openxmlformats.org/wordprocessingml/2006/main" xmlns:w14="http://schemas.microsoft.com/office/word/2010/wordml" xmlns:w15="http://schemas.microsoft.com/office/word/2012/wordml" xmlns:w16se="http://schemas.microsoft.com/office/word/2015/wordml/symex" xmlns:wpg="http://schemas.microsoft.com/office/word/2010/wordprocessingGroup" xmlns:wpi="http://schemas.microsoft.com/office/word/2010/wordprocessingInk" xmlns:wne="http://schemas.microsoft.com/office/word/2006/wordml" xmlns:wps="http://schemas.microsoft.com/office/word/2010/wordprocessingShape" mc:Ignorable="w14 w15 w16se wp14">
   <w:body>
     <w:p>
       <w:pPr>
@@ -76,7 +76,7 @@
           <w:sz w:val="22"/>
           <w:szCs w:val="22"/>
         </w:rPr>
-        <w:t xml:space="preserve">№ </w:t>
+        <w:t xml:space="preserve">№ {{ </w:t>
       </w:r>
       <w:r>
         <w:rPr>
@@ -84,7 +84,53 @@
           <w:b/>
           <w:sz w:val="22"/>
           <w:szCs w:val="22"/>
-          <w:highlight w:val="yellow"/>
+          <w:lang w:val="en-US"/>
+        </w:rPr>
+        <w:t>number</w:t>
+      </w:r>
+      <w:r>
+        <w:rPr>
+          <w:rFonts w:ascii="Times New Roman" w:hAnsi="Times New Roman"/>
+          <w:b/>
+          <w:sz w:val="22"/>
+          <w:szCs w:val="22"/>
+        </w:rPr>
+        <w:t>_</w:t>
+      </w:r>
+      <w:r>
+        <w:rPr>
+          <w:rFonts w:ascii="Times New Roman" w:hAnsi="Times New Roman"/>
+          <w:b/>
+          <w:sz w:val="22"/>
+          <w:szCs w:val="22"/>
+          <w:lang w:val="en-US"/>
+        </w:rPr>
+        <w:t>contract</w:t>
+      </w:r>
+      <w:r>
+        <w:rPr>
+          <w:rFonts w:ascii="Times New Roman" w:hAnsi="Times New Roman"/>
+          <w:b/>
+          <w:sz w:val="22"/>
+          <w:szCs w:val="22"/>
+        </w:rPr>
+        <w:t>}}</w:t>
+      </w:r>
+      <w:r>
+        <w:rPr>
+          <w:rFonts w:ascii="Times New Roman" w:hAnsi="Times New Roman"/>
+          <w:b/>
+          <w:sz w:val="22"/>
+          <w:szCs w:val="22"/>
+        </w:rPr>
+        <w:t xml:space="preserve"> от </w:t>
+      </w:r>
+      <w:r>
+        <w:rPr>
+          <w:rFonts w:ascii="Times New Roman" w:hAnsi="Times New Roman"/>
+          <w:b/>
+          <w:sz w:val="22"/>
+          <w:szCs w:val="22"/>
         </w:rPr>
         <w:t xml:space="preserve">{{ </w:t>
       </w:r>
@@ -94,10 +140,9 @@
           <w:b/>
           <w:sz w:val="22"/>
           <w:szCs w:val="22"/>
-          <w:highlight w:val="yellow"/>
           <w:lang w:val="en-US"/>
         </w:rPr>
-        <w:t>number</w:t>
+        <w:t>date</w:t>
       </w:r>
       <w:r>
         <w:rPr>
@@ -105,7 +150,6 @@
           <w:b/>
           <w:sz w:val="22"/>
           <w:szCs w:val="22"/>
-          <w:highlight w:val="yellow"/>
         </w:rPr>
         <w:t>_</w:t>
       </w:r>
@@ -115,7 +159,6 @@
           <w:b/>
           <w:sz w:val="22"/>
           <w:szCs w:val="22"/>
-          <w:highlight w:val="yellow"/>
           <w:lang w:val="en-US"/>
         </w:rPr>
         <w:t>contract</w:t>
@@ -126,68 +169,6 @@
           <w:b/>
           <w:sz w:val="22"/>
           <w:szCs w:val="22"/>
-          <w:highlight w:val="yellow"/>
-        </w:rPr>
-        <w:t>}}</w:t>
-      </w:r>
-      <w:r>
-        <w:rPr>
-          <w:rFonts w:ascii="Times New Roman" w:hAnsi="Times New Roman"/>
-          <w:b/>
-          <w:sz w:val="22"/>
-          <w:szCs w:val="22"/>
-        </w:rPr>
-        <w:t xml:space="preserve"> от </w:t>
-      </w:r>
-      <w:r>
-        <w:rPr>
-          <w:rFonts w:ascii="Times New Roman" w:hAnsi="Times New Roman"/>
-          <w:b/>
-          <w:sz w:val="22"/>
-          <w:szCs w:val="22"/>
-          <w:highlight w:val="yellow"/>
-        </w:rPr>
-        <w:t xml:space="preserve">{{ </w:t>
-      </w:r>
-      <w:r>
-        <w:rPr>
-          <w:rFonts w:ascii="Times New Roman" w:hAnsi="Times New Roman"/>
-          <w:b/>
-          <w:sz w:val="22"/>
-          <w:szCs w:val="22"/>
-          <w:highlight w:val="yellow"/>
-          <w:lang w:val="en-US"/>
-        </w:rPr>
-        <w:t>date</w:t>
-      </w:r>
-      <w:r>
-        <w:rPr>
-          <w:rFonts w:ascii="Times New Roman" w:hAnsi="Times New Roman"/>
-          <w:b/>
-          <w:sz w:val="22"/>
-          <w:szCs w:val="22"/>
-          <w:highlight w:val="yellow"/>
-        </w:rPr>
-        <w:t>_</w:t>
-      </w:r>
-      <w:r>
-        <w:rPr>
-          <w:rFonts w:ascii="Times New Roman" w:hAnsi="Times New Roman"/>
-          <w:b/>
-          <w:sz w:val="22"/>
-          <w:szCs w:val="22"/>
-          <w:highlight w:val="yellow"/>
-          <w:lang w:val="en-US"/>
-        </w:rPr>
-        <w:t>contract</w:t>
-      </w:r>
-      <w:r>
-        <w:rPr>
-          <w:rFonts w:ascii="Times New Roman" w:hAnsi="Times New Roman"/>
-          <w:b/>
-          <w:sz w:val="22"/>
-          <w:szCs w:val="22"/>
-          <w:highlight w:val="yellow"/>
         </w:rPr>
         <w:t xml:space="preserve"> }}</w:t>
       </w:r>
@@ -389,7 +370,6 @@
           <w:b/>
           <w:sz w:val="22"/>
           <w:szCs w:val="22"/>
-          <w:highlight w:val="yellow"/>
         </w:rPr>
         <w:t xml:space="preserve">{{ </w:t>
       </w:r>
@@ -400,7 +380,6 @@
           <w:b/>
           <w:sz w:val="22"/>
           <w:szCs w:val="22"/>
-          <w:highlight w:val="yellow"/>
           <w:lang w:val="en-US"/>
         </w:rPr>
         <w:t>thomas</w:t>
@@ -413,7 +392,6 @@
           <w:b/>
           <w:sz w:val="22"/>
           <w:szCs w:val="22"/>
-          <w:highlight w:val="yellow"/>
         </w:rPr>
         <w:t>_</w:t>
       </w:r>
@@ -423,7 +401,6 @@
           <w:b/>
           <w:sz w:val="22"/>
           <w:szCs w:val="22"/>
-          <w:highlight w:val="yellow"/>
           <w:lang w:val="en-US"/>
         </w:rPr>
         <w:t>of</w:t>
@@ -434,7 +411,6 @@
           <w:b/>
           <w:sz w:val="22"/>
           <w:szCs w:val="22"/>
-          <w:highlight w:val="yellow"/>
         </w:rPr>
         <w:t>_</w:t>
       </w:r>
@@ -444,7 +420,6 @@
           <w:b/>
           <w:sz w:val="22"/>
           <w:szCs w:val="22"/>
-          <w:highlight w:val="yellow"/>
           <w:lang w:val="en-US"/>
         </w:rPr>
         <w:t>property</w:t>
@@ -455,7 +430,6 @@
           <w:b/>
           <w:sz w:val="22"/>
           <w:szCs w:val="22"/>
-          <w:highlight w:val="yellow"/>
         </w:rPr>
         <w:t>_</w:t>
       </w:r>
@@ -465,7 +439,6 @@
           <w:b/>
           <w:sz w:val="22"/>
           <w:szCs w:val="22"/>
-          <w:highlight w:val="yellow"/>
           <w:lang w:val="en-US"/>
         </w:rPr>
         <w:t>full</w:t>
@@ -476,7 +449,6 @@
           <w:b/>
           <w:sz w:val="22"/>
           <w:szCs w:val="22"/>
-          <w:highlight w:val="yellow"/>
         </w:rPr>
         <w:t xml:space="preserve"> }}</w:t>
       </w:r>
@@ -486,7 +458,6 @@
           <w:b/>
           <w:sz w:val="22"/>
           <w:szCs w:val="22"/>
-          <w:highlight w:val="yellow"/>
         </w:rPr>
         <w:t xml:space="preserve"> </w:t>
       </w:r>
@@ -496,7 +467,6 @@
           <w:b/>
           <w:sz w:val="22"/>
           <w:szCs w:val="22"/>
-          <w:highlight w:val="yellow"/>
         </w:rPr>
         <w:t>«</w:t>
       </w:r>
@@ -506,7 +476,6 @@
           <w:b/>
           <w:sz w:val="22"/>
           <w:szCs w:val="22"/>
-          <w:highlight w:val="yellow"/>
         </w:rPr>
         <w:t xml:space="preserve">{{ </w:t>
       </w:r>
@@ -516,7 +485,6 @@
           <w:b/>
           <w:sz w:val="22"/>
           <w:szCs w:val="22"/>
-          <w:highlight w:val="yellow"/>
           <w:lang w:val="en-US"/>
         </w:rPr>
         <w:t>name</w:t>
@@ -527,7 +495,6 @@
           <w:b/>
           <w:sz w:val="22"/>
           <w:szCs w:val="22"/>
-          <w:highlight w:val="yellow"/>
         </w:rPr>
         <w:t>_</w:t>
       </w:r>
@@ -537,7 +504,6 @@
           <w:b/>
           <w:sz w:val="22"/>
           <w:szCs w:val="22"/>
-          <w:highlight w:val="yellow"/>
           <w:lang w:val="en-US"/>
         </w:rPr>
         <w:t>of</w:t>
@@ -548,7 +514,6 @@
           <w:b/>
           <w:sz w:val="22"/>
           <w:szCs w:val="22"/>
-          <w:highlight w:val="yellow"/>
         </w:rPr>
         <w:t>_</w:t>
       </w:r>
@@ -558,7 +523,6 @@
           <w:b/>
           <w:sz w:val="22"/>
           <w:szCs w:val="22"/>
-          <w:highlight w:val="yellow"/>
           <w:lang w:val="en-US"/>
         </w:rPr>
         <w:t>the</w:t>
@@ -569,7 +533,6 @@
           <w:b/>
           <w:sz w:val="22"/>
           <w:szCs w:val="22"/>
-          <w:highlight w:val="yellow"/>
         </w:rPr>
         <w:t>_</w:t>
       </w:r>
@@ -579,7 +542,6 @@
           <w:b/>
           <w:sz w:val="22"/>
           <w:szCs w:val="22"/>
-          <w:highlight w:val="yellow"/>
           <w:lang w:val="en-US"/>
         </w:rPr>
         <w:t>organization</w:t>
@@ -590,7 +552,6 @@
           <w:b/>
           <w:sz w:val="22"/>
           <w:szCs w:val="22"/>
-          <w:highlight w:val="yellow"/>
         </w:rPr>
         <w:t xml:space="preserve"> }}</w:t>
       </w:r>
@@ -600,7 +561,6 @@
           <w:b/>
           <w:sz w:val="22"/>
           <w:szCs w:val="22"/>
-          <w:highlight w:val="yellow"/>
         </w:rPr>
         <w:t>»</w:t>
       </w:r>
@@ -610,7 +570,6 @@
           <w:b/>
           <w:sz w:val="22"/>
           <w:szCs w:val="22"/>
-          <w:highlight w:val="yellow"/>
         </w:rPr>
         <w:t xml:space="preserve"> </w:t>
       </w:r>
@@ -635,7 +594,6 @@
           <w:rFonts w:ascii="Times New Roman" w:hAnsi="Times New Roman"/>
           <w:sz w:val="22"/>
           <w:szCs w:val="22"/>
-          <w:highlight w:val="yellow"/>
         </w:rPr>
         <w:t xml:space="preserve">{{ </w:t>
       </w:r>
@@ -645,7 +603,6 @@
           <w:rFonts w:ascii="Times New Roman" w:hAnsi="Times New Roman"/>
           <w:sz w:val="22"/>
           <w:szCs w:val="22"/>
-          <w:highlight w:val="yellow"/>
           <w:lang w:val="en-US"/>
         </w:rPr>
         <w:t>thomas</w:t>
@@ -656,7 +613,6 @@
           <w:rFonts w:ascii="Times New Roman" w:hAnsi="Times New Roman"/>
           <w:sz w:val="22"/>
           <w:szCs w:val="22"/>
-          <w:highlight w:val="yellow"/>
         </w:rPr>
         <w:t>_</w:t>
       </w:r>
@@ -665,7 +621,6 @@
           <w:rFonts w:ascii="Times New Roman" w:hAnsi="Times New Roman"/>
           <w:sz w:val="22"/>
           <w:szCs w:val="22"/>
-          <w:highlight w:val="yellow"/>
           <w:lang w:val="en-US"/>
         </w:rPr>
         <w:t>of</w:t>
@@ -675,7 +630,6 @@
           <w:rFonts w:ascii="Times New Roman" w:hAnsi="Times New Roman"/>
           <w:sz w:val="22"/>
           <w:szCs w:val="22"/>
-          <w:highlight w:val="yellow"/>
         </w:rPr>
         <w:t>_</w:t>
       </w:r>
@@ -684,7 +638,6 @@
           <w:rFonts w:ascii="Times New Roman" w:hAnsi="Times New Roman"/>
           <w:sz w:val="22"/>
           <w:szCs w:val="22"/>
-          <w:highlight w:val="yellow"/>
           <w:lang w:val="en-US"/>
         </w:rPr>
         <w:t>property</w:t>
@@ -694,7 +647,6 @@
           <w:rFonts w:ascii="Times New Roman" w:hAnsi="Times New Roman"/>
           <w:sz w:val="22"/>
           <w:szCs w:val="22"/>
-          <w:highlight w:val="yellow"/>
         </w:rPr>
         <w:t>}}</w:t>
       </w:r>
@@ -703,7 +655,6 @@
           <w:rFonts w:ascii="Times New Roman" w:hAnsi="Times New Roman"/>
           <w:sz w:val="22"/>
           <w:szCs w:val="22"/>
-          <w:highlight w:val="yellow"/>
         </w:rPr>
         <w:t xml:space="preserve"> «</w:t>
       </w:r>
@@ -712,7 +663,6 @@
           <w:rFonts w:ascii="Times New Roman" w:hAnsi="Times New Roman"/>
           <w:sz w:val="22"/>
           <w:szCs w:val="22"/>
-          <w:highlight w:val="yellow"/>
         </w:rPr>
         <w:t xml:space="preserve">{{ </w:t>
       </w:r>
@@ -721,7 +671,6 @@
           <w:rFonts w:ascii="Times New Roman" w:hAnsi="Times New Roman"/>
           <w:sz w:val="22"/>
           <w:szCs w:val="22"/>
-          <w:highlight w:val="yellow"/>
           <w:lang w:val="en-US"/>
         </w:rPr>
         <w:t>abbreviated</w:t>
@@ -731,7 +680,6 @@
           <w:rFonts w:ascii="Times New Roman" w:hAnsi="Times New Roman"/>
           <w:sz w:val="22"/>
           <w:szCs w:val="22"/>
-          <w:highlight w:val="yellow"/>
         </w:rPr>
         <w:t>_</w:t>
       </w:r>
@@ -740,7 +688,6 @@
           <w:rFonts w:ascii="Times New Roman" w:hAnsi="Times New Roman"/>
           <w:sz w:val="22"/>
           <w:szCs w:val="22"/>
-          <w:highlight w:val="yellow"/>
           <w:lang w:val="en-US"/>
         </w:rPr>
         <w:t>name</w:t>
@@ -750,7 +697,6 @@
           <w:rFonts w:ascii="Times New Roman" w:hAnsi="Times New Roman"/>
           <w:sz w:val="22"/>
           <w:szCs w:val="22"/>
-          <w:highlight w:val="yellow"/>
         </w:rPr>
         <w:t xml:space="preserve"> }}</w:t>
       </w:r>
@@ -759,7 +705,6 @@
           <w:rFonts w:ascii="Times New Roman" w:hAnsi="Times New Roman"/>
           <w:sz w:val="22"/>
           <w:szCs w:val="22"/>
-          <w:highlight w:val="yellow"/>
         </w:rPr>
         <w:t>»</w:t>
       </w:r>
@@ -768,7 +713,6 @@
           <w:rFonts w:ascii="Times New Roman" w:hAnsi="Times New Roman"/>
           <w:sz w:val="22"/>
           <w:szCs w:val="22"/>
-          <w:highlight w:val="yellow"/>
         </w:rPr>
         <w:t>),</w:t>
       </w:r>
@@ -778,7 +722,6 @@
           <w:b/>
           <w:sz w:val="22"/>
           <w:szCs w:val="22"/>
-          <w:highlight w:val="yellow"/>
         </w:rPr>
         <w:t xml:space="preserve"> </w:t>
       </w:r>
@@ -795,7 +738,6 @@
           <w:rFonts w:ascii="Times New Roman" w:hAnsi="Times New Roman"/>
           <w:sz w:val="22"/>
           <w:szCs w:val="22"/>
-          <w:highlight w:val="yellow"/>
         </w:rPr>
         <w:t xml:space="preserve">{{ </w:t>
       </w:r>
@@ -805,7 +747,6 @@
           <w:rFonts w:ascii="Times New Roman" w:hAnsi="Times New Roman"/>
           <w:sz w:val="22"/>
           <w:szCs w:val="22"/>
-          <w:highlight w:val="yellow"/>
           <w:lang w:val="en-US"/>
         </w:rPr>
         <w:t>rpposition</w:t>
@@ -816,7 +757,6 @@
           <w:rFonts w:ascii="Times New Roman" w:hAnsi="Times New Roman"/>
           <w:sz w:val="22"/>
           <w:szCs w:val="22"/>
-          <w:highlight w:val="yellow"/>
         </w:rPr>
         <w:t xml:space="preserve">}} {{ </w:t>
       </w:r>
@@ -826,7 +766,6 @@
           <w:rFonts w:ascii="Times New Roman" w:hAnsi="Times New Roman"/>
           <w:sz w:val="22"/>
           <w:szCs w:val="22"/>
-          <w:highlight w:val="yellow"/>
           <w:lang w:val="en-US"/>
         </w:rPr>
         <w:t>rp</w:t>
@@ -836,7 +775,6 @@
           <w:rFonts w:ascii="Times New Roman" w:hAnsi="Times New Roman"/>
           <w:sz w:val="22"/>
           <w:szCs w:val="22"/>
-          <w:highlight w:val="yellow"/>
           <w:lang w:val="en-US"/>
         </w:rPr>
         <w:t>fio</w:t>
@@ -847,70 +785,57 @@
           <w:rFonts w:ascii="Times New Roman" w:hAnsi="Times New Roman"/>
           <w:sz w:val="22"/>
           <w:szCs w:val="22"/>
-          <w:highlight w:val="yellow"/>
+        </w:rPr>
+        <w:t xml:space="preserve"> }}</w:t>
+      </w:r>
+      <w:r>
+        <w:rPr>
+          <w:rFonts w:ascii="Times New Roman" w:hAnsi="Times New Roman"/>
+          <w:sz w:val="22"/>
+          <w:szCs w:val="22"/>
+        </w:rPr>
+        <w:t xml:space="preserve">, действующего на основании </w:t>
+      </w:r>
+      <w:r>
+        <w:rPr>
+          <w:rFonts w:ascii="Times New Roman" w:hAnsi="Times New Roman"/>
+          <w:sz w:val="22"/>
+          <w:szCs w:val="22"/>
+        </w:rPr>
+        <w:t xml:space="preserve">{{ </w:t>
+      </w:r>
+      <w:r>
+        <w:rPr>
+          <w:rFonts w:ascii="Times New Roman" w:hAnsi="Times New Roman"/>
+          <w:sz w:val="22"/>
+          <w:szCs w:val="22"/>
+          <w:lang w:val="en-US"/>
+        </w:rPr>
+        <w:t>regulation</w:t>
+      </w:r>
+      <w:r>
+        <w:rPr>
+          <w:rFonts w:ascii="Times New Roman" w:hAnsi="Times New Roman"/>
+          <w:sz w:val="22"/>
+          <w:szCs w:val="22"/>
+        </w:rPr>
+        <w:t xml:space="preserve"> }}</w:t>
+      </w:r>
+      <w:r>
+        <w:rPr>
+          <w:rFonts w:ascii="Times New Roman" w:hAnsi="Times New Roman"/>
+          <w:sz w:val="22"/>
+          <w:szCs w:val="22"/>
+        </w:rPr>
+        <w:t>, в дальнейшем именуемое «Сторона 1», с одной стороны, и</w:t>
+      </w:r>
+      <w:r>
+        <w:rPr>
+          <w:rFonts w:ascii="Times New Roman" w:hAnsi="Times New Roman"/>
+          <w:sz w:val="22"/>
+          <w:szCs w:val="22"/>
         </w:rPr>
         <w:t xml:space="preserve"> </w:t>
-      </w:r>
-      <w:r>
-        <w:rPr>
-          <w:rFonts w:ascii="Times New Roman" w:hAnsi="Times New Roman"/>
-          <w:sz w:val="22"/>
-          <w:szCs w:val="22"/>
-        </w:rPr>
-        <w:t>}}</w:t>
-      </w:r>
-      <w:r>
-        <w:rPr>
-          <w:rFonts w:ascii="Times New Roman" w:hAnsi="Times New Roman"/>
-          <w:sz w:val="22"/>
-          <w:szCs w:val="22"/>
-        </w:rPr>
-        <w:t xml:space="preserve">, действующего на основании </w:t>
-      </w:r>
-      <w:r>
-        <w:rPr>
-          <w:rFonts w:ascii="Times New Roman" w:hAnsi="Times New Roman"/>
-          <w:sz w:val="22"/>
-          <w:szCs w:val="22"/>
-          <w:highlight w:val="yellow"/>
-        </w:rPr>
-        <w:t xml:space="preserve">{{ </w:t>
-      </w:r>
-      <w:r>
-        <w:rPr>
-          <w:rFonts w:ascii="Times New Roman" w:hAnsi="Times New Roman"/>
-          <w:sz w:val="22"/>
-          <w:szCs w:val="22"/>
-          <w:highlight w:val="yellow"/>
-          <w:lang w:val="en-US"/>
-        </w:rPr>
-        <w:t>regulation</w:t>
-      </w:r>
-      <w:r>
-        <w:rPr>
-          <w:rFonts w:ascii="Times New Roman" w:hAnsi="Times New Roman"/>
-          <w:sz w:val="22"/>
-          <w:szCs w:val="22"/>
-          <w:highlight w:val="yellow"/>
-        </w:rPr>
-        <w:t xml:space="preserve"> }}</w:t>
-      </w:r>
-      <w:r>
-        <w:rPr>
-          <w:rFonts w:ascii="Times New Roman" w:hAnsi="Times New Roman"/>
-          <w:sz w:val="22"/>
-          <w:szCs w:val="22"/>
-          <w:highlight w:val="yellow"/>
-        </w:rPr>
-        <w:t>,</w:t>
-      </w:r>
-      <w:r>
-        <w:rPr>
-          <w:rFonts w:ascii="Times New Roman" w:hAnsi="Times New Roman"/>
-          <w:sz w:val="22"/>
-          <w:szCs w:val="22"/>
-        </w:rPr>
-        <w:t xml:space="preserve"> в дальнейшем именуемое «Сторона 1», с одной стороны, и </w:t>
       </w:r>
     </w:p>
     <w:p>
@@ -934,9 +859,8 @@
           <w:sz w:val="22"/>
           <w:szCs w:val="22"/>
         </w:rPr>
-        <w:t>Акционерное общество «</w:t>
-      </w:r>
-      <w:proofErr w:type="spellStart"/>
+        <w:t xml:space="preserve">Акционерное общество «Энергосбытовая компания </w:t>
+      </w:r>
       <w:r>
         <w:rPr>
           <w:rFonts w:ascii="Times New Roman" w:hAnsi="Times New Roman"/>
@@ -944,9 +868,8 @@
           <w:sz w:val="22"/>
           <w:szCs w:val="22"/>
         </w:rPr>
-        <w:t>Энергосбытовая</w:t>
-      </w:r>
-      <w:proofErr w:type="spellEnd"/>
+        <w:t>К</w:t>
+      </w:r>
       <w:r>
         <w:rPr>
           <w:rFonts w:ascii="Times New Roman" w:hAnsi="Times New Roman"/>
@@ -954,407 +877,345 @@
           <w:sz w:val="22"/>
           <w:szCs w:val="22"/>
         </w:rPr>
-        <w:t xml:space="preserve"> компания </w:t>
+        <w:t>ировского завода»</w:t>
+      </w:r>
+      <w:r>
+        <w:t xml:space="preserve"> </w:t>
+      </w:r>
+      <w:r>
+        <w:rPr>
+          <w:rFonts w:ascii="Times New Roman" w:hAnsi="Times New Roman"/>
+          <w:sz w:val="22"/>
+          <w:szCs w:val="22"/>
+        </w:rPr>
+        <w:t>(</w:t>
+      </w:r>
+      <w:r>
+        <w:rPr>
+          <w:rFonts w:ascii="Times New Roman" w:hAnsi="Times New Roman" w:hint="eastAsia"/>
+          <w:sz w:val="22"/>
+          <w:szCs w:val="22"/>
+        </w:rPr>
+        <w:t>сокращенно</w:t>
+      </w:r>
+      <w:r>
+        <w:rPr>
+          <w:rFonts w:ascii="Times New Roman" w:hAnsi="Times New Roman"/>
+          <w:sz w:val="22"/>
+          <w:szCs w:val="22"/>
+        </w:rPr>
+        <w:t xml:space="preserve"> </w:t>
+      </w:r>
+      <w:r>
+        <w:rPr>
+          <w:rFonts w:ascii="Times New Roman" w:hAnsi="Times New Roman" w:hint="eastAsia"/>
+          <w:sz w:val="22"/>
+          <w:szCs w:val="22"/>
+        </w:rPr>
+        <w:t>АО</w:t>
+      </w:r>
+      <w:r>
+        <w:rPr>
+          <w:rFonts w:ascii="Times New Roman" w:hAnsi="Times New Roman"/>
+          <w:sz w:val="22"/>
+          <w:szCs w:val="22"/>
+        </w:rPr>
+        <w:t xml:space="preserve"> «</w:t>
+      </w:r>
+      <w:r>
+        <w:rPr>
+          <w:rFonts w:ascii="Times New Roman" w:hAnsi="Times New Roman" w:hint="eastAsia"/>
+          <w:sz w:val="22"/>
+          <w:szCs w:val="22"/>
+        </w:rPr>
+        <w:t>ЭСК»</w:t>
+      </w:r>
+      <w:r>
+        <w:rPr>
+          <w:rFonts w:ascii="Times New Roman" w:hAnsi="Times New Roman"/>
+          <w:sz w:val="22"/>
+          <w:szCs w:val="22"/>
+        </w:rPr>
+        <w:t>)</w:t>
+      </w:r>
+      <w:r>
+        <w:rPr>
+          <w:rFonts w:ascii="Times New Roman" w:hAnsi="Times New Roman"/>
+          <w:sz w:val="22"/>
+          <w:szCs w:val="22"/>
+        </w:rPr>
+        <w:t xml:space="preserve">, в лице </w:t>
+      </w:r>
+      <w:r>
+        <w:rPr>
+          <w:rFonts w:ascii="Times New Roman" w:hAnsi="Times New Roman"/>
+          <w:sz w:val="22"/>
+          <w:szCs w:val="22"/>
+        </w:rPr>
+        <w:t xml:space="preserve">директора Ломейко Александра Анатольевича, </w:t>
+      </w:r>
+      <w:r>
+        <w:rPr>
+          <w:rFonts w:ascii="Times New Roman" w:eastAsia="SimSun" w:hAnsi="Times New Roman"/>
+          <w:sz w:val="22"/>
+          <w:szCs w:val="22"/>
+          <w:lang w:eastAsia="en-US"/>
+        </w:rPr>
+        <w:t>действующего</w:t>
+      </w:r>
+      <w:r>
+        <w:rPr>
+          <w:rFonts w:ascii="Times New Roman" w:eastAsia="SimSun" w:hAnsi="Times New Roman"/>
+          <w:sz w:val="22"/>
+          <w:szCs w:val="22"/>
+          <w:lang w:eastAsia="en-US"/>
+        </w:rPr>
+        <w:t xml:space="preserve"> на основании </w:t>
+      </w:r>
+      <w:r>
+        <w:rPr>
+          <w:rFonts w:ascii="Times New Roman" w:eastAsia="SimSun" w:hAnsi="Times New Roman"/>
+          <w:sz w:val="22"/>
+          <w:szCs w:val="22"/>
+          <w:lang w:eastAsia="en-US"/>
+        </w:rPr>
+        <w:t>Устава</w:t>
+      </w:r>
+      <w:r>
+        <w:rPr>
+          <w:rFonts w:ascii="Times New Roman" w:eastAsia="SimSun" w:hAnsi="Times New Roman"/>
+          <w:sz w:val="22"/>
+          <w:szCs w:val="22"/>
+          <w:lang w:eastAsia="en-US"/>
+        </w:rPr>
+        <w:t>, в дальнейшем именуемое «Сторона 2», с другой стороны, вместе именуемые «Стороны» (по отдельности - «Сторона») или «Участники электронного документооборота» (по отдельности – «Участник электронного документооборота») заключили настоящее Соглашение о нижеследующем:</w:t>
+      </w:r>
+    </w:p>
+    <w:p>
+      <w:pPr>
+        <w:pStyle w:val="ad"/>
+        <w:rPr>
+          <w:rFonts w:ascii="Times New Roman" w:hAnsi="Times New Roman"/>
+        </w:rPr>
+      </w:pPr>
+      <w:r>
+        <w:rPr>
+          <w:rFonts w:ascii="Times New Roman" w:hAnsi="Times New Roman"/>
+        </w:rPr>
+        <w:t>1.Термины и определения:</w:t>
+      </w:r>
+    </w:p>
+    <w:p>
+      <w:pPr>
+        <w:pStyle w:val="ad"/>
+        <w:rPr>
+          <w:rFonts w:ascii="Times New Roman" w:hAnsi="Times New Roman"/>
+        </w:rPr>
+      </w:pPr>
+      <w:r>
+        <w:rPr>
+          <w:rFonts w:ascii="Times New Roman" w:hAnsi="Times New Roman"/>
+        </w:rPr>
+        <w:t xml:space="preserve">1.1. Электронная подпись (ЭП) − усиленная квалифицированная электронная подпись, соответствующая требованиям Федерального закона </w:t>
+      </w:r>
+      <w:r>
+        <w:rPr>
+          <w:rFonts w:ascii="Times New Roman" w:hAnsi="Times New Roman"/>
+          <w:bCs/>
+        </w:rPr>
+        <w:t xml:space="preserve">от 06.04.2011 N 63-ФЗ «Об электронной подписи» </w:t>
+      </w:r>
+      <w:r>
+        <w:rPr>
+          <w:rFonts w:ascii="Times New Roman" w:hAnsi="Times New Roman"/>
+        </w:rPr>
+        <w:t>и действующему законодательству РФ в сфере электронной подписи.</w:t>
+      </w:r>
+    </w:p>
+    <w:p>
+      <w:pPr>
+        <w:pStyle w:val="ad"/>
+        <w:rPr>
+          <w:rFonts w:ascii="Times New Roman" w:hAnsi="Times New Roman"/>
+        </w:rPr>
+      </w:pPr>
+      <w:r>
+        <w:rPr>
+          <w:rFonts w:ascii="Times New Roman" w:hAnsi="Times New Roman"/>
+        </w:rPr>
+        <w:t>1.2. Электронный документооборот (ЭДО) – процесс обмена между Сторонами в системе юридически значимого ЭДО документами, составленными в электронном виде и подписанными ЭП, используемой Сторонами.</w:t>
+      </w:r>
+    </w:p>
+    <w:p>
+      <w:pPr>
+        <w:pStyle w:val="ad"/>
+        <w:rPr>
+          <w:rFonts w:ascii="Times New Roman" w:hAnsi="Times New Roman"/>
+        </w:rPr>
+      </w:pPr>
+      <w:r>
+        <w:rPr>
+          <w:rFonts w:ascii="Times New Roman" w:hAnsi="Times New Roman"/>
+        </w:rPr>
+        <w:t xml:space="preserve">1.3. Доверенный Оператор ЭДО – организация, обеспечивающая обмен открытой и </w:t>
+      </w:r>
+      <w:r>
+        <w:rPr>
+          <w:rFonts w:ascii="Times New Roman" w:hAnsi="Times New Roman"/>
+        </w:rPr>
+        <w:t xml:space="preserve">конфиденциальной информацией по телекоммуникационным каналам связи в рамках электронного документооборота между Сторонами в системе ЭДО. </w:t>
+      </w:r>
+    </w:p>
+    <w:p>
+      <w:pPr>
+        <w:pStyle w:val="ad"/>
+        <w:rPr>
+          <w:rFonts w:ascii="Times New Roman" w:hAnsi="Times New Roman"/>
+        </w:rPr>
+      </w:pPr>
+      <w:r>
+        <w:rPr>
+          <w:rFonts w:ascii="Times New Roman" w:hAnsi="Times New Roman"/>
+        </w:rPr>
+        <w:t>1.4. Направляющая Сторона – любая из Сторон, направляющая документ в электронном виде, подписанный ЭП, в системе ЭДО по телекоммуникационным каналам связи другой Стороне.</w:t>
+      </w:r>
+    </w:p>
+    <w:p>
+      <w:pPr>
+        <w:pStyle w:val="ad"/>
+        <w:rPr>
+          <w:rFonts w:ascii="Times New Roman" w:hAnsi="Times New Roman"/>
+        </w:rPr>
+      </w:pPr>
+      <w:r>
+        <w:rPr>
+          <w:rFonts w:ascii="Times New Roman" w:hAnsi="Times New Roman"/>
+        </w:rPr>
+        <w:t>1.5. Получающая Сторона – любая из Сторон, получающая от Направляющей Стороны документ в электронном виде, подписанный ЭП, в системе ЭДО по телекоммуникационным каналам связи.</w:t>
+      </w:r>
+    </w:p>
+    <w:p>
+      <w:pPr>
+        <w:pStyle w:val="ad"/>
+        <w:rPr>
+          <w:rFonts w:ascii="Times New Roman" w:hAnsi="Times New Roman"/>
+        </w:rPr>
+      </w:pPr>
+      <w:r>
+        <w:rPr>
+          <w:rFonts w:ascii="Times New Roman" w:hAnsi="Times New Roman"/>
+        </w:rPr>
+        <w:t>2. Предмет Соглашения и общие обязательства Сторон:</w:t>
+      </w:r>
+    </w:p>
+    <w:p>
+      <w:pPr>
+        <w:pStyle w:val="ad"/>
+        <w:rPr>
+          <w:rFonts w:ascii="Times New Roman" w:hAnsi="Times New Roman"/>
+        </w:rPr>
+      </w:pPr>
+      <w:r>
+        <w:rPr>
+          <w:rFonts w:ascii="Times New Roman" w:hAnsi="Times New Roman"/>
+        </w:rPr>
+        <w:t>2.1. Настоящим Стороны соглашаются в целях и в связи с исполнением своих обязательств по договору</w:t>
+      </w:r>
+      <w:r>
+        <w:rPr>
+          <w:rFonts w:ascii="Times New Roman" w:hAnsi="Times New Roman"/>
+        </w:rPr>
+        <w:t xml:space="preserve"> </w:t>
+      </w:r>
+      <w:r>
+        <w:rPr>
+          <w:rFonts w:ascii="Times New Roman" w:hAnsi="Times New Roman"/>
+        </w:rPr>
+        <w:t>энергоснабжения</w:t>
+      </w:r>
+      <w:r>
+        <w:rPr>
+          <w:rFonts w:ascii="Times New Roman" w:hAnsi="Times New Roman"/>
+        </w:rPr>
+        <w:t xml:space="preserve"> </w:t>
+      </w:r>
+      <w:r>
+        <w:rPr>
+          <w:rFonts w:ascii="Times New Roman" w:hAnsi="Times New Roman"/>
+        </w:rPr>
+        <w:t xml:space="preserve">№ </w:t>
+      </w:r>
+      <w:proofErr w:type="gramStart"/>
+      <w:r>
+        <w:rPr>
+          <w:rFonts w:ascii="Times New Roman" w:hAnsi="Times New Roman"/>
+        </w:rPr>
+        <w:t xml:space="preserve">{{ </w:t>
+      </w:r>
+      <w:r>
+        <w:rPr>
+          <w:rFonts w:ascii="Times New Roman" w:hAnsi="Times New Roman"/>
+          <w:lang w:val="en-US"/>
+        </w:rPr>
+        <w:t>number</w:t>
+      </w:r>
+      <w:proofErr w:type="gramEnd"/>
+      <w:r>
+        <w:rPr>
+          <w:rFonts w:ascii="Times New Roman" w:hAnsi="Times New Roman"/>
+        </w:rPr>
+        <w:t>_</w:t>
+      </w:r>
+      <w:r>
+        <w:rPr>
+          <w:rFonts w:ascii="Times New Roman" w:hAnsi="Times New Roman"/>
+          <w:lang w:val="en-US"/>
+        </w:rPr>
+        <w:t>contract</w:t>
+      </w:r>
+      <w:r>
+        <w:rPr>
+          <w:rFonts w:ascii="Times New Roman" w:hAnsi="Times New Roman"/>
+        </w:rPr>
+        <w:t xml:space="preserve"> </w:t>
+      </w:r>
+      <w:r>
+        <w:rPr>
+          <w:rFonts w:ascii="Times New Roman" w:hAnsi="Times New Roman"/>
+        </w:rPr>
+        <w:t>}}</w:t>
       </w:r>
       <w:r>
         <w:rPr>
           <w:rFonts w:ascii="Times New Roman" w:hAnsi="Times New Roman"/>
           <w:b/>
-          <w:sz w:val="22"/>
-          <w:szCs w:val="22"/>
-        </w:rPr>
-        <w:t>К</w:t>
-      </w:r>
-      <w:r>
-        <w:rPr>
-          <w:rFonts w:ascii="Times New Roman" w:hAnsi="Times New Roman"/>
-          <w:b/>
-          <w:sz w:val="22"/>
-          <w:szCs w:val="22"/>
-        </w:rPr>
-        <w:t>ировского завода»</w:t>
-      </w:r>
-      <w:r>
+        </w:rPr>
         <w:t xml:space="preserve"> </w:t>
       </w:r>
       <w:r>
         <w:rPr>
           <w:rFonts w:ascii="Times New Roman" w:hAnsi="Times New Roman"/>
-          <w:sz w:val="22"/>
-          <w:szCs w:val="22"/>
-        </w:rPr>
-        <w:t>(</w:t>
-      </w:r>
-      <w:r>
-        <w:rPr>
-          <w:rFonts w:ascii="Times New Roman" w:hAnsi="Times New Roman" w:hint="eastAsia"/>
-          <w:sz w:val="22"/>
-          <w:szCs w:val="22"/>
-        </w:rPr>
-        <w:t>сокращенно</w:t>
-      </w:r>
-      <w:r>
-        <w:rPr>
-          <w:rFonts w:ascii="Times New Roman" w:hAnsi="Times New Roman"/>
-          <w:sz w:val="22"/>
-          <w:szCs w:val="22"/>
-        </w:rPr>
-        <w:t xml:space="preserve"> </w:t>
-      </w:r>
-      <w:r>
-        <w:rPr>
-          <w:rFonts w:ascii="Times New Roman" w:hAnsi="Times New Roman" w:hint="eastAsia"/>
-          <w:sz w:val="22"/>
-          <w:szCs w:val="22"/>
-        </w:rPr>
-        <w:t>АО</w:t>
-      </w:r>
-      <w:r>
-        <w:rPr>
-          <w:rFonts w:ascii="Times New Roman" w:hAnsi="Times New Roman"/>
-          <w:sz w:val="22"/>
-          <w:szCs w:val="22"/>
-        </w:rPr>
-        <w:t xml:space="preserve"> «</w:t>
-      </w:r>
-      <w:r>
-        <w:rPr>
-          <w:rFonts w:ascii="Times New Roman" w:hAnsi="Times New Roman" w:hint="eastAsia"/>
-          <w:sz w:val="22"/>
-          <w:szCs w:val="22"/>
-        </w:rPr>
-        <w:t>ЭСК»</w:t>
-      </w:r>
-      <w:r>
-        <w:rPr>
-          <w:rFonts w:ascii="Times New Roman" w:hAnsi="Times New Roman"/>
-          <w:sz w:val="22"/>
-          <w:szCs w:val="22"/>
-        </w:rPr>
-        <w:t>)</w:t>
-      </w:r>
-      <w:r>
-        <w:rPr>
-          <w:rFonts w:ascii="Times New Roman" w:hAnsi="Times New Roman"/>
-          <w:sz w:val="22"/>
-          <w:szCs w:val="22"/>
-        </w:rPr>
-        <w:t xml:space="preserve">, в лице </w:t>
-      </w:r>
-      <w:r>
-        <w:rPr>
-          <w:rFonts w:ascii="Times New Roman" w:hAnsi="Times New Roman"/>
-          <w:sz w:val="22"/>
-          <w:szCs w:val="22"/>
-        </w:rPr>
-        <w:t xml:space="preserve">директора </w:t>
-      </w:r>
-      <w:proofErr w:type="spellStart"/>
-      <w:r>
-        <w:rPr>
-          <w:rFonts w:ascii="Times New Roman" w:hAnsi="Times New Roman"/>
-          <w:sz w:val="22"/>
-          <w:szCs w:val="22"/>
-        </w:rPr>
-        <w:t>Ломейко</w:t>
-      </w:r>
-      <w:proofErr w:type="spellEnd"/>
-      <w:r>
-        <w:rPr>
-          <w:rFonts w:ascii="Times New Roman" w:hAnsi="Times New Roman"/>
-          <w:sz w:val="22"/>
-          <w:szCs w:val="22"/>
-        </w:rPr>
-        <w:t xml:space="preserve"> Александра Анатольевича, </w:t>
-      </w:r>
-      <w:r>
-        <w:rPr>
-          <w:rFonts w:ascii="Times New Roman" w:eastAsia="SimSun" w:hAnsi="Times New Roman"/>
-          <w:sz w:val="22"/>
-          <w:szCs w:val="22"/>
-          <w:lang w:eastAsia="en-US"/>
-        </w:rPr>
-        <w:t>действующего</w:t>
-      </w:r>
-      <w:r>
-        <w:rPr>
-          <w:rFonts w:ascii="Times New Roman" w:eastAsia="SimSun" w:hAnsi="Times New Roman"/>
-          <w:sz w:val="22"/>
-          <w:szCs w:val="22"/>
-          <w:lang w:eastAsia="en-US"/>
-        </w:rPr>
-        <w:t xml:space="preserve"> на основании </w:t>
-      </w:r>
-      <w:r>
-        <w:rPr>
-          <w:rFonts w:ascii="Times New Roman" w:eastAsia="SimSun" w:hAnsi="Times New Roman"/>
-          <w:sz w:val="22"/>
-          <w:szCs w:val="22"/>
-          <w:lang w:eastAsia="en-US"/>
-        </w:rPr>
-        <w:t>Устава</w:t>
-      </w:r>
-      <w:r>
-        <w:rPr>
-          <w:rFonts w:ascii="Times New Roman" w:eastAsia="SimSun" w:hAnsi="Times New Roman"/>
-          <w:sz w:val="22"/>
-          <w:szCs w:val="22"/>
-          <w:lang w:eastAsia="en-US"/>
-        </w:rPr>
-        <w:t>, в дальнейшем именуемое «Сторона 2», с другой стороны, вместе именуемые «Стороны» (по отдельности - «Сторона») или «Участники электронного документооборота» (по отдельности – «Участник электронного документооборота») заключили настоящее Соглашение о нижеследующем:</w:t>
-      </w:r>
-    </w:p>
-    <w:p>
-      <w:pPr>
-        <w:pStyle w:val="ad"/>
-        <w:rPr>
-          <w:rFonts w:ascii="Times New Roman" w:hAnsi="Times New Roman"/>
-        </w:rPr>
-      </w:pPr>
-      <w:r>
-        <w:rPr>
-          <w:rFonts w:ascii="Times New Roman" w:hAnsi="Times New Roman"/>
-        </w:rPr>
-        <w:t>1.Термины и определения:</w:t>
-      </w:r>
-    </w:p>
-    <w:p>
-      <w:pPr>
-        <w:pStyle w:val="ad"/>
-        <w:rPr>
-          <w:rFonts w:ascii="Times New Roman" w:hAnsi="Times New Roman"/>
-        </w:rPr>
-      </w:pPr>
-      <w:r>
-        <w:rPr>
-          <w:rFonts w:ascii="Times New Roman" w:hAnsi="Times New Roman"/>
-        </w:rPr>
-        <w:t xml:space="preserve">1.1. Электронная подпись (ЭП) − усиленная квалифицированная электронная подпись, соответствующая требованиям Федерального закона </w:t>
-      </w:r>
-      <w:r>
-        <w:rPr>
-          <w:rFonts w:ascii="Times New Roman" w:hAnsi="Times New Roman"/>
-          <w:bCs/>
-        </w:rPr>
-        <w:t xml:space="preserve">от 06.04.2011 N 63-ФЗ «Об электронной подписи» </w:t>
-      </w:r>
-      <w:r>
-        <w:rPr>
-          <w:rFonts w:ascii="Times New Roman" w:hAnsi="Times New Roman"/>
-        </w:rPr>
-        <w:t>и действующему законодательству РФ в сфере электронной подписи.</w:t>
-      </w:r>
-    </w:p>
-    <w:p>
-      <w:pPr>
-        <w:pStyle w:val="ad"/>
-        <w:rPr>
-          <w:rFonts w:ascii="Times New Roman" w:hAnsi="Times New Roman"/>
-        </w:rPr>
-      </w:pPr>
-      <w:r>
-        <w:rPr>
-          <w:rFonts w:ascii="Times New Roman" w:hAnsi="Times New Roman"/>
-        </w:rPr>
-        <w:t>1.2. Электронный документооборот (ЭДО) – процесс обмена между Сторонами в системе юридически значимого ЭДО документами, составленными в электронном виде и подписанными ЭП, используемой Сторонами.</w:t>
-      </w:r>
-    </w:p>
-    <w:p>
-      <w:pPr>
-        <w:pStyle w:val="ad"/>
-        <w:rPr>
-          <w:rFonts w:ascii="Times New Roman" w:hAnsi="Times New Roman"/>
-        </w:rPr>
-      </w:pPr>
-      <w:r>
-        <w:rPr>
-          <w:rFonts w:ascii="Times New Roman" w:hAnsi="Times New Roman"/>
-        </w:rPr>
-        <w:t xml:space="preserve">1.3. Доверенный Оператор ЭДО – организация, обеспечивающая обмен открытой и </w:t>
-      </w:r>
-      <w:r>
-        <w:rPr>
-          <w:rFonts w:ascii="Times New Roman" w:hAnsi="Times New Roman"/>
-        </w:rPr>
-        <w:t xml:space="preserve">конфиденциальной информацией по телекоммуникационным каналам связи в рамках электронного документооборота между Сторонами в системе ЭДО. </w:t>
-      </w:r>
-    </w:p>
-    <w:p>
-      <w:pPr>
-        <w:pStyle w:val="ad"/>
-        <w:rPr>
-          <w:rFonts w:ascii="Times New Roman" w:hAnsi="Times New Roman"/>
-        </w:rPr>
-      </w:pPr>
-      <w:r>
-        <w:rPr>
-          <w:rFonts w:ascii="Times New Roman" w:hAnsi="Times New Roman"/>
-        </w:rPr>
-        <w:t>1.4. Направляющая Сторона – любая из Сторон, направляющая документ в электронном виде, подписанный ЭП, в системе ЭДО по телекоммуникационным каналам связи другой Стороне.</w:t>
-      </w:r>
-    </w:p>
-    <w:p>
-      <w:pPr>
-        <w:pStyle w:val="ad"/>
-        <w:rPr>
-          <w:rFonts w:ascii="Times New Roman" w:hAnsi="Times New Roman"/>
-        </w:rPr>
-      </w:pPr>
-      <w:r>
-        <w:rPr>
-          <w:rFonts w:ascii="Times New Roman" w:hAnsi="Times New Roman"/>
-        </w:rPr>
-        <w:t>1.5. Получающая Сторона – любая из Сторон, получающая от Направляющей Стороны документ в электронном виде, подписанный ЭП, в системе ЭДО по телекоммуникационным каналам связи.</w:t>
-      </w:r>
-    </w:p>
-    <w:p>
-      <w:pPr>
-        <w:pStyle w:val="ad"/>
-        <w:rPr>
-          <w:rFonts w:ascii="Times New Roman" w:hAnsi="Times New Roman"/>
-        </w:rPr>
-      </w:pPr>
-      <w:r>
-        <w:rPr>
-          <w:rFonts w:ascii="Times New Roman" w:hAnsi="Times New Roman"/>
-        </w:rPr>
-        <w:t>2. Предмет Соглашения и общие обязательства Сторон:</w:t>
-      </w:r>
-    </w:p>
-    <w:p>
-      <w:pPr>
-        <w:pStyle w:val="ad"/>
-        <w:rPr>
-          <w:rFonts w:ascii="Times New Roman" w:hAnsi="Times New Roman"/>
-        </w:rPr>
-      </w:pPr>
-      <w:r>
-        <w:rPr>
-          <w:rFonts w:ascii="Times New Roman" w:hAnsi="Times New Roman"/>
-        </w:rPr>
-        <w:t>2.1. Настоящим Стороны соглашаются в целях и в связи с исполнением своих обязательств по договору</w:t>
-      </w:r>
-      <w:r>
-        <w:rPr>
-          <w:rFonts w:ascii="Times New Roman" w:hAnsi="Times New Roman"/>
-        </w:rPr>
-        <w:t xml:space="preserve"> </w:t>
-      </w:r>
-      <w:r>
-        <w:rPr>
-          <w:rFonts w:ascii="Times New Roman" w:hAnsi="Times New Roman"/>
-          <w:highlight w:val="yellow"/>
-        </w:rPr>
-        <w:t>энергоснабжения</w:t>
-      </w:r>
-      <w:r>
-        <w:rPr>
-          <w:rFonts w:ascii="Times New Roman" w:hAnsi="Times New Roman"/>
-          <w:highlight w:val="yellow"/>
-        </w:rPr>
-        <w:t xml:space="preserve"> </w:t>
-      </w:r>
-      <w:r>
-        <w:rPr>
-          <w:rFonts w:ascii="Times New Roman" w:hAnsi="Times New Roman"/>
-          <w:highlight w:val="yellow"/>
-        </w:rPr>
-        <w:t xml:space="preserve">№ </w:t>
-      </w:r>
-      <w:proofErr w:type="gramStart"/>
-      <w:r>
-        <w:rPr>
-          <w:rFonts w:ascii="Times New Roman" w:hAnsi="Times New Roman"/>
-          <w:highlight w:val="yellow"/>
-        </w:rPr>
-        <w:t xml:space="preserve">{{ </w:t>
-      </w:r>
-      <w:r>
-        <w:rPr>
-          <w:rFonts w:ascii="Times New Roman" w:hAnsi="Times New Roman"/>
-          <w:highlight w:val="yellow"/>
+        </w:rPr>
+        <w:t xml:space="preserve">от {{ </w:t>
+      </w:r>
+      <w:r>
+        <w:rPr>
+          <w:rFonts w:ascii="Times New Roman" w:hAnsi="Times New Roman"/>
           <w:lang w:val="en-US"/>
         </w:rPr>
-        <w:t>number</w:t>
-      </w:r>
-      <w:proofErr w:type="gramEnd"/>
-      <w:r>
-        <w:rPr>
-          <w:rFonts w:ascii="Times New Roman" w:hAnsi="Times New Roman"/>
-          <w:highlight w:val="yellow"/>
-        </w:rPr>
-        <w:t>_</w:t>
-      </w:r>
-      <w:r>
-        <w:rPr>
-          <w:rFonts w:ascii="Times New Roman" w:hAnsi="Times New Roman"/>
-          <w:highlight w:val="yellow"/>
-          <w:lang w:val="en-US"/>
-        </w:rPr>
-        <w:t>contract</w:t>
-      </w:r>
-      <w:r>
-        <w:rPr>
-          <w:rFonts w:ascii="Times New Roman" w:hAnsi="Times New Roman"/>
-          <w:highlight w:val="yellow"/>
-        </w:rPr>
-        <w:t xml:space="preserve"> </w:t>
-      </w:r>
-      <w:r>
-        <w:rPr>
-          <w:rFonts w:ascii="Times New Roman" w:hAnsi="Times New Roman"/>
-          <w:highlight w:val="yellow"/>
-        </w:rPr>
-        <w:t>}}</w:t>
-      </w:r>
-      <w:r>
-        <w:rPr>
-          <w:rFonts w:ascii="Times New Roman" w:hAnsi="Times New Roman"/>
-          <w:b/>
-        </w:rPr>
-        <w:t xml:space="preserve"> </w:t>
-      </w:r>
-      <w:r>
-        <w:rPr>
-          <w:rFonts w:ascii="Times New Roman" w:hAnsi="Times New Roman"/>
-          <w:highlight w:val="yellow"/>
-        </w:rPr>
-        <w:t>от</w:t>
-      </w:r>
-      <w:r>
-        <w:rPr>
-          <w:rFonts w:ascii="Times New Roman" w:hAnsi="Times New Roman"/>
-          <w:highlight w:val="yellow"/>
-        </w:rPr>
-        <w:t xml:space="preserve"> {{ </w:t>
-      </w:r>
-      <w:r>
-        <w:rPr>
-          <w:rFonts w:ascii="Times New Roman" w:hAnsi="Times New Roman"/>
-          <w:highlight w:val="yellow"/>
-          <w:lang w:val="en-US"/>
-        </w:rPr>
         <w:t>date</w:t>
       </w:r>
       <w:r>
         <w:rPr>
           <w:rFonts w:ascii="Times New Roman" w:hAnsi="Times New Roman"/>
-          <w:highlight w:val="yellow"/>
         </w:rPr>
         <w:t xml:space="preserve"> }}</w:t>
       </w:r>
       <w:r>
         <w:rPr>
           <w:rFonts w:ascii="Times New Roman" w:hAnsi="Times New Roman"/>
-          <w:highlight w:val="yellow"/>
-        </w:rPr>
-        <w:t xml:space="preserve"> г.</w:t>
-      </w:r>
-      <w:r>
-        <w:rPr>
-          <w:rFonts w:ascii="Times New Roman" w:hAnsi="Times New Roman"/>
-        </w:rPr>
-        <w:t xml:space="preserve"> </w:t>
+        </w:rPr>
+        <w:t xml:space="preserve"> г. </w:t>
       </w:r>
       <w:r>
         <w:rPr>
@@ -1476,7 +1337,6 @@
       <w:r>
         <w:rPr>
           <w:rFonts w:ascii="Times New Roman" w:hAnsi="Times New Roman"/>
-          <w:highlight w:val="yellow"/>
         </w:rPr>
         <w:t xml:space="preserve">{{ </w:t>
       </w:r>
@@ -1484,7 +1344,6 @@
       <w:r>
         <w:rPr>
           <w:rFonts w:ascii="Times New Roman" w:hAnsi="Times New Roman"/>
-          <w:highlight w:val="yellow"/>
           <w:lang w:val="en-US"/>
         </w:rPr>
         <w:t>operatoredo</w:t>
@@ -1494,7 +1353,6 @@
       <w:r>
         <w:rPr>
           <w:rFonts w:ascii="Times New Roman" w:hAnsi="Times New Roman"/>
-          <w:highlight w:val="yellow"/>
         </w:rPr>
         <w:t xml:space="preserve"> }}</w:t>
       </w:r>
@@ -1507,7 +1365,6 @@
       <w:r>
         <w:rPr>
           <w:rFonts w:ascii="Times New Roman" w:hAnsi="Times New Roman"/>
-          <w:highlight w:val="yellow"/>
         </w:rPr>
         <w:t xml:space="preserve">{{ </w:t>
       </w:r>
@@ -1515,7 +1372,6 @@
       <w:r>
         <w:rPr>
           <w:rFonts w:ascii="Times New Roman" w:hAnsi="Times New Roman"/>
-          <w:highlight w:val="yellow"/>
           <w:lang w:val="en-US"/>
         </w:rPr>
         <w:t>operatoredo</w:t>
@@ -1524,14 +1380,12 @@
       <w:r>
         <w:rPr>
           <w:rFonts w:ascii="Times New Roman" w:hAnsi="Times New Roman"/>
-          <w:highlight w:val="yellow"/>
         </w:rPr>
         <w:t xml:space="preserve"> }}</w:t>
       </w:r>
       <w:r>
         <w:rPr>
           <w:rFonts w:ascii="Times New Roman" w:hAnsi="Times New Roman"/>
-          <w:highlight w:val="yellow"/>
         </w:rPr>
         <w:t>.</w:t>
       </w:r>
@@ -1573,7 +1427,13 @@
         <w:rPr>
           <w:rFonts w:ascii="Times New Roman" w:hAnsi="Times New Roman"/>
         </w:rPr>
-        <w:t xml:space="preserve"> и использует ЭП, выданную аккредитованным удостоверяющим центром </w:t>
+        <w:t xml:space="preserve"> и</w:t>
+      </w:r>
+      <w:r>
+        <w:rPr>
+          <w:rFonts w:ascii="Times New Roman" w:hAnsi="Times New Roman"/>
+        </w:rPr>
+        <w:t xml:space="preserve"> использует ЭП, выданную аккредитованным удостоверяющим центром </w:t>
       </w:r>
       <w:r>
         <w:rPr>
@@ -2219,16 +2079,14 @@
                 <w:rFonts w:ascii="Times New Roman" w:hAnsi="Times New Roman"/>
                 <w:sz w:val="22"/>
                 <w:szCs w:val="22"/>
-                <w:highlight w:val="yellow"/>
-                <w:lang w:val="en-US"/>
-              </w:rPr>
-            </w:pPr>
-            <w:r>
-              <w:rPr>
-                <w:rFonts w:ascii="Times New Roman" w:hAnsi="Times New Roman"/>
-                <w:sz w:val="22"/>
-                <w:szCs w:val="22"/>
-                <w:highlight w:val="yellow"/>
+                <w:lang w:val="en-US"/>
+              </w:rPr>
+            </w:pPr>
+            <w:r>
+              <w:rPr>
+                <w:rFonts w:ascii="Times New Roman" w:hAnsi="Times New Roman"/>
+                <w:sz w:val="22"/>
+                <w:szCs w:val="22"/>
                 <w:lang w:val="en-US"/>
               </w:rPr>
               <w:t xml:space="preserve">{{ </w:t>
@@ -2239,7 +2097,6 @@
                 <w:rFonts w:ascii="Times New Roman" w:hAnsi="Times New Roman"/>
                 <w:sz w:val="22"/>
                 <w:szCs w:val="22"/>
-                <w:highlight w:val="yellow"/>
                 <w:lang w:val="en-US"/>
               </w:rPr>
               <w:t>fioedo</w:t>
@@ -2250,7 +2107,6 @@
                 <w:rFonts w:ascii="Times New Roman" w:hAnsi="Times New Roman"/>
                 <w:sz w:val="22"/>
                 <w:szCs w:val="22"/>
-                <w:highlight w:val="yellow"/>
                 <w:lang w:val="en-US"/>
               </w:rPr>
               <w:t xml:space="preserve"> }}</w:t>
@@ -2284,16 +2140,14 @@
                 <w:rFonts w:ascii="Times New Roman" w:hAnsi="Times New Roman"/>
                 <w:sz w:val="22"/>
                 <w:szCs w:val="22"/>
-                <w:highlight w:val="yellow"/>
-                <w:lang w:val="en-US"/>
-              </w:rPr>
-            </w:pPr>
-            <w:r>
-              <w:rPr>
-                <w:rFonts w:ascii="Times New Roman" w:hAnsi="Times New Roman"/>
-                <w:sz w:val="22"/>
-                <w:szCs w:val="22"/>
-                <w:highlight w:val="yellow"/>
+                <w:lang w:val="en-US"/>
+              </w:rPr>
+            </w:pPr>
+            <w:r>
+              <w:rPr>
+                <w:rFonts w:ascii="Times New Roman" w:hAnsi="Times New Roman"/>
+                <w:sz w:val="22"/>
+                <w:szCs w:val="22"/>
                 <w:lang w:val="en-US"/>
               </w:rPr>
               <w:t xml:space="preserve">{{ </w:t>
@@ -2304,7 +2158,6 @@
                 <w:rFonts w:ascii="Times New Roman" w:hAnsi="Times New Roman"/>
                 <w:sz w:val="22"/>
                 <w:szCs w:val="22"/>
-                <w:highlight w:val="yellow"/>
                 <w:lang w:val="en-US"/>
               </w:rPr>
               <w:t>telephonedo</w:t>
@@ -2315,7 +2168,6 @@
                 <w:rFonts w:ascii="Times New Roman" w:hAnsi="Times New Roman"/>
                 <w:sz w:val="22"/>
                 <w:szCs w:val="22"/>
-                <w:highlight w:val="yellow"/>
                 <w:lang w:val="en-US"/>
               </w:rPr>
               <w:t xml:space="preserve"> }}</w:t>
@@ -2349,16 +2201,14 @@
                 <w:rFonts w:ascii="Times New Roman" w:hAnsi="Times New Roman"/>
                 <w:sz w:val="22"/>
                 <w:szCs w:val="22"/>
-                <w:highlight w:val="yellow"/>
-                <w:lang w:val="en-US"/>
-              </w:rPr>
-            </w:pPr>
-            <w:r>
-              <w:rPr>
-                <w:rFonts w:ascii="Times New Roman" w:hAnsi="Times New Roman"/>
-                <w:sz w:val="22"/>
-                <w:szCs w:val="22"/>
-                <w:highlight w:val="yellow"/>
+                <w:lang w:val="en-US"/>
+              </w:rPr>
+            </w:pPr>
+            <w:r>
+              <w:rPr>
+                <w:rFonts w:ascii="Times New Roman" w:hAnsi="Times New Roman"/>
+                <w:sz w:val="22"/>
+                <w:szCs w:val="22"/>
                 <w:lang w:val="en-US"/>
               </w:rPr>
               <w:t xml:space="preserve">{{ </w:t>
@@ -2369,7 +2219,6 @@
                 <w:rFonts w:ascii="Times New Roman" w:hAnsi="Times New Roman"/>
                 <w:sz w:val="22"/>
                 <w:szCs w:val="22"/>
-                <w:highlight w:val="yellow"/>
                 <w:lang w:val="en-US"/>
               </w:rPr>
               <w:t>emailedo</w:t>
@@ -2380,7 +2229,6 @@
                 <w:rFonts w:ascii="Times New Roman" w:hAnsi="Times New Roman"/>
                 <w:sz w:val="22"/>
                 <w:szCs w:val="22"/>
-                <w:highlight w:val="yellow"/>
                 <w:lang w:val="en-US"/>
               </w:rPr>
               <w:t xml:space="preserve"> }}</w:t>
@@ -2939,7 +2787,6 @@
                 <w:rFonts w:ascii="Times New Roman" w:hAnsi="Times New Roman"/>
                 <w:sz w:val="22"/>
                 <w:szCs w:val="22"/>
-                <w:highlight w:val="yellow"/>
                 <w:lang w:val="en-US"/>
               </w:rPr>
               <w:t xml:space="preserve">{{ </w:t>
@@ -2950,7 +2797,6 @@
                 <w:rFonts w:ascii="Times New Roman" w:hAnsi="Times New Roman"/>
                 <w:sz w:val="22"/>
                 <w:szCs w:val="22"/>
-                <w:highlight w:val="yellow"/>
                 <w:lang w:val="en-US"/>
               </w:rPr>
               <w:t>thomas_of_property_full</w:t>
@@ -2961,7 +2807,6 @@
                 <w:rFonts w:ascii="Times New Roman" w:hAnsi="Times New Roman"/>
                 <w:sz w:val="22"/>
                 <w:szCs w:val="22"/>
-                <w:highlight w:val="yellow"/>
                 <w:lang w:val="en-US"/>
               </w:rPr>
               <w:t>}}</w:t>
@@ -2971,169 +2816,146 @@
                 <w:rFonts w:ascii="Times New Roman" w:hAnsi="Times New Roman"/>
                 <w:sz w:val="22"/>
                 <w:szCs w:val="22"/>
-                <w:highlight w:val="yellow"/>
                 <w:lang w:val="en-US"/>
               </w:rPr>
               <w:t xml:space="preserve"> </w:t>
+            </w:r>
+            <w:r>
+              <w:rPr>
+                <w:rFonts w:ascii="Times New Roman" w:hAnsi="Times New Roman"/>
+                <w:b/>
+                <w:sz w:val="22"/>
+                <w:szCs w:val="22"/>
+                <w:lang w:val="en-US"/>
+              </w:rPr>
+              <w:t>«</w:t>
+            </w:r>
+            <w:r>
+              <w:rPr>
+                <w:rFonts w:ascii="Times New Roman" w:hAnsi="Times New Roman"/>
+                <w:sz w:val="22"/>
+                <w:szCs w:val="22"/>
+                <w:lang w:val="en-US"/>
+              </w:rPr>
+              <w:t>{{</w:t>
+            </w:r>
+            <w:proofErr w:type="spellStart"/>
+            <w:r>
+              <w:rPr>
+                <w:rFonts w:ascii="Times New Roman" w:hAnsi="Times New Roman"/>
+                <w:sz w:val="22"/>
+                <w:szCs w:val="22"/>
+                <w:lang w:val="en-US"/>
+              </w:rPr>
+              <w:t>name_of_the_organization</w:t>
+            </w:r>
+            <w:proofErr w:type="spellEnd"/>
+            <w:r>
+              <w:rPr>
+                <w:rFonts w:ascii="Times New Roman" w:hAnsi="Times New Roman"/>
+                <w:sz w:val="22"/>
+                <w:szCs w:val="22"/>
+                <w:lang w:val="en-US"/>
+              </w:rPr>
+              <w:t xml:space="preserve"> }}»</w:t>
+            </w:r>
+          </w:p>
+          <w:p>
+            <w:pPr>
+              <w:widowControl w:val="0"/>
+              <w:rPr>
+                <w:rFonts w:ascii="Times New Roman" w:hAnsi="Times New Roman"/>
+                <w:sz w:val="22"/>
+                <w:szCs w:val="22"/>
+              </w:rPr>
+            </w:pPr>
+            <w:r>
+              <w:rPr>
+                <w:rFonts w:ascii="Times New Roman" w:hAnsi="Times New Roman"/>
+                <w:sz w:val="22"/>
+                <w:szCs w:val="22"/>
+              </w:rPr>
+              <w:t xml:space="preserve">Сокращенное фирменное наименование </w:t>
+            </w:r>
+          </w:p>
+          <w:p>
+            <w:pPr>
+              <w:widowControl w:val="0"/>
+              <w:rPr>
+                <w:rFonts w:ascii="Times New Roman" w:hAnsi="Times New Roman"/>
+                <w:sz w:val="22"/>
+                <w:szCs w:val="22"/>
+                <w:lang w:val="en-US"/>
+              </w:rPr>
+            </w:pPr>
+            <w:r>
+              <w:rPr>
+                <w:rFonts w:ascii="Times New Roman" w:hAnsi="Times New Roman"/>
+                <w:sz w:val="22"/>
+                <w:szCs w:val="22"/>
+              </w:rPr>
+              <w:t>Общества</w:t>
+            </w:r>
+            <w:r>
+              <w:rPr>
+                <w:rFonts w:ascii="Times New Roman" w:hAnsi="Times New Roman"/>
+                <w:sz w:val="22"/>
+                <w:szCs w:val="22"/>
+                <w:lang w:val="en-US"/>
+              </w:rPr>
+              <w:t xml:space="preserve">: {{ </w:t>
+            </w:r>
+            <w:proofErr w:type="spellStart"/>
+            <w:r>
+              <w:rPr>
+                <w:rFonts w:ascii="Times New Roman" w:hAnsi="Times New Roman"/>
+                <w:sz w:val="22"/>
+                <w:szCs w:val="22"/>
+                <w:lang w:val="en-US"/>
+              </w:rPr>
+              <w:t>thomas_of_prop</w:t>
+            </w:r>
+            <w:r>
+              <w:rPr>
+                <w:rFonts w:ascii="Times New Roman" w:hAnsi="Times New Roman"/>
+                <w:sz w:val="22"/>
+                <w:szCs w:val="22"/>
+                <w:lang w:val="en-US"/>
+              </w:rPr>
+              <w:t>erty</w:t>
+            </w:r>
+            <w:proofErr w:type="spellEnd"/>
+            <w:r>
+              <w:rPr>
+                <w:rFonts w:ascii="Times New Roman" w:hAnsi="Times New Roman"/>
+                <w:sz w:val="22"/>
+                <w:szCs w:val="22"/>
+                <w:lang w:val="en-US"/>
+              </w:rPr>
+              <w:t xml:space="preserve">}} «{{ </w:t>
+            </w:r>
+            <w:proofErr w:type="spellStart"/>
+            <w:r>
+              <w:rPr>
+                <w:rFonts w:ascii="Times New Roman" w:hAnsi="Times New Roman"/>
+                <w:sz w:val="22"/>
+                <w:szCs w:val="22"/>
+                <w:lang w:val="en-US"/>
+              </w:rPr>
+              <w:t>abbreviated_name</w:t>
+            </w:r>
+            <w:proofErr w:type="spellEnd"/>
+            <w:r>
+              <w:rPr>
+                <w:rFonts w:ascii="Times New Roman" w:hAnsi="Times New Roman"/>
+                <w:sz w:val="22"/>
+                <w:szCs w:val="22"/>
+                <w:lang w:val="en-US"/>
+              </w:rPr>
+              <w:t xml:space="preserve"> }}»</w:t>
             </w:r>
             <w:bookmarkStart w:id="0" w:name="_GoBack"/>
             <w:bookmarkEnd w:id="0"/>
-            <w:r>
-              <w:rPr>
-                <w:rFonts w:ascii="Times New Roman" w:hAnsi="Times New Roman"/>
-                <w:b/>
-                <w:sz w:val="22"/>
-                <w:szCs w:val="22"/>
-                <w:highlight w:val="yellow"/>
-                <w:lang w:val="en-US"/>
-              </w:rPr>
-              <w:t>«</w:t>
-            </w:r>
-            <w:r>
-              <w:rPr>
-                <w:rFonts w:ascii="Times New Roman" w:hAnsi="Times New Roman"/>
-                <w:sz w:val="22"/>
-                <w:szCs w:val="22"/>
-                <w:highlight w:val="yellow"/>
-                <w:lang w:val="en-US"/>
-              </w:rPr>
-              <w:t>{{</w:t>
-            </w:r>
-            <w:proofErr w:type="spellStart"/>
-            <w:r>
-              <w:rPr>
-                <w:rFonts w:ascii="Times New Roman" w:hAnsi="Times New Roman"/>
-                <w:sz w:val="22"/>
-                <w:szCs w:val="22"/>
-                <w:highlight w:val="yellow"/>
-                <w:lang w:val="en-US"/>
-              </w:rPr>
-              <w:t>name_of_the_organization</w:t>
-            </w:r>
-            <w:proofErr w:type="spellEnd"/>
-            <w:r>
-              <w:rPr>
-                <w:rFonts w:ascii="Times New Roman" w:hAnsi="Times New Roman"/>
-                <w:sz w:val="22"/>
-                <w:szCs w:val="22"/>
-                <w:highlight w:val="yellow"/>
-                <w:lang w:val="en-US"/>
-              </w:rPr>
-              <w:t xml:space="preserve"> }}»</w:t>
-            </w:r>
-          </w:p>
-          <w:p>
-            <w:pPr>
-              <w:widowControl w:val="0"/>
-              <w:rPr>
-                <w:rFonts w:ascii="Times New Roman" w:hAnsi="Times New Roman"/>
-                <w:sz w:val="22"/>
-                <w:szCs w:val="22"/>
-              </w:rPr>
-            </w:pPr>
-            <w:r>
-              <w:rPr>
-                <w:rFonts w:ascii="Times New Roman" w:hAnsi="Times New Roman"/>
-                <w:sz w:val="22"/>
-                <w:szCs w:val="22"/>
-              </w:rPr>
-              <w:t xml:space="preserve">Сокращенное фирменное наименование </w:t>
-            </w:r>
-          </w:p>
-          <w:p>
-            <w:pPr>
-              <w:widowControl w:val="0"/>
-              <w:rPr>
-                <w:rFonts w:ascii="Times New Roman" w:hAnsi="Times New Roman"/>
-                <w:sz w:val="22"/>
-                <w:szCs w:val="22"/>
-                <w:highlight w:val="yellow"/>
-                <w:lang w:val="en-US"/>
-              </w:rPr>
-            </w:pPr>
-            <w:r>
-              <w:rPr>
-                <w:rFonts w:ascii="Times New Roman" w:hAnsi="Times New Roman"/>
-                <w:sz w:val="22"/>
-                <w:szCs w:val="22"/>
-              </w:rPr>
-              <w:t>Общества</w:t>
-            </w:r>
-            <w:r>
-              <w:rPr>
-                <w:rFonts w:ascii="Times New Roman" w:hAnsi="Times New Roman"/>
-                <w:sz w:val="22"/>
-                <w:szCs w:val="22"/>
-                <w:lang w:val="en-US"/>
-              </w:rPr>
-              <w:t xml:space="preserve">: </w:t>
-            </w:r>
-            <w:proofErr w:type="gramStart"/>
-            <w:r>
-              <w:rPr>
-                <w:rFonts w:ascii="Times New Roman" w:hAnsi="Times New Roman"/>
-                <w:sz w:val="22"/>
-                <w:szCs w:val="22"/>
-                <w:highlight w:val="yellow"/>
-                <w:lang w:val="en-US"/>
-              </w:rPr>
-              <w:t xml:space="preserve">{{ </w:t>
-            </w:r>
-            <w:proofErr w:type="spellStart"/>
-            <w:r>
-              <w:rPr>
-                <w:rFonts w:ascii="Times New Roman" w:hAnsi="Times New Roman"/>
-                <w:sz w:val="22"/>
-                <w:szCs w:val="22"/>
-                <w:highlight w:val="yellow"/>
-                <w:lang w:val="en-US"/>
-              </w:rPr>
-              <w:t>thomas</w:t>
-            </w:r>
-            <w:proofErr w:type="gramEnd"/>
-            <w:r>
-              <w:rPr>
-                <w:rFonts w:ascii="Times New Roman" w:hAnsi="Times New Roman"/>
-                <w:sz w:val="22"/>
-                <w:szCs w:val="22"/>
-                <w:highlight w:val="yellow"/>
-                <w:lang w:val="en-US"/>
-              </w:rPr>
-              <w:t>_of_property</w:t>
-            </w:r>
-            <w:proofErr w:type="spellEnd"/>
-            <w:r>
-              <w:rPr>
-                <w:rFonts w:ascii="Times New Roman" w:hAnsi="Times New Roman"/>
-                <w:sz w:val="22"/>
-                <w:szCs w:val="22"/>
-                <w:highlight w:val="yellow"/>
-                <w:lang w:val="en-US"/>
-              </w:rPr>
-              <w:t xml:space="preserve">}} «{{ </w:t>
-            </w:r>
-            <w:proofErr w:type="spellStart"/>
-            <w:r>
-              <w:rPr>
-                <w:rFonts w:ascii="Times New Roman" w:hAnsi="Times New Roman"/>
-                <w:sz w:val="22"/>
-                <w:szCs w:val="22"/>
-                <w:highlight w:val="yellow"/>
-                <w:lang w:val="en-US"/>
-              </w:rPr>
-              <w:t>abbreviated_name</w:t>
-            </w:r>
-            <w:proofErr w:type="spellEnd"/>
-            <w:r>
-              <w:rPr>
-                <w:rFonts w:ascii="Times New Roman" w:hAnsi="Times New Roman"/>
-                <w:sz w:val="22"/>
-                <w:szCs w:val="22"/>
-                <w:highlight w:val="yellow"/>
-                <w:lang w:val="en-US"/>
-              </w:rPr>
-              <w:t xml:space="preserve"> }}»)</w:t>
-            </w:r>
           </w:p>
           <w:p>
             <w:pPr>
@@ -3474,6 +3296,7 @@
                 <w:rFonts w:ascii="Times New Roman" w:hAnsi="Times New Roman"/>
                 <w:sz w:val="22"/>
                 <w:szCs w:val="22"/>
+                <w:lang w:val="en-US"/>
               </w:rPr>
             </w:pPr>
             <w:r>
@@ -3489,6 +3312,7 @@
                 <w:rFonts w:ascii="Times New Roman" w:hAnsi="Times New Roman"/>
                 <w:sz w:val="22"/>
                 <w:szCs w:val="22"/>
+                <w:lang w:val="en-US"/>
               </w:rPr>
               <w:t xml:space="preserve"> </w:t>
             </w:r>
@@ -3498,6 +3322,7 @@
                 <w:rFonts w:ascii="Times New Roman" w:hAnsi="Times New Roman"/>
                 <w:sz w:val="22"/>
                 <w:szCs w:val="22"/>
+                <w:lang w:val="en-US"/>
               </w:rPr>
               <w:t xml:space="preserve">{{ </w:t>
             </w:r>
@@ -3518,6 +3343,7 @@
                 <w:rFonts w:ascii="Times New Roman" w:hAnsi="Times New Roman"/>
                 <w:sz w:val="22"/>
                 <w:szCs w:val="22"/>
+                <w:lang w:val="en-US"/>
               </w:rPr>
               <w:t xml:space="preserve"> }}</w:t>
             </w:r>
@@ -3546,44 +3372,177 @@
                 <w:rFonts w:ascii="Times New Roman" w:hAnsi="Times New Roman"/>
                 <w:sz w:val="22"/>
                 <w:szCs w:val="22"/>
-              </w:rPr>
-              <w:t xml:space="preserve">  </w:t>
-            </w:r>
-            <w:r>
-              <w:rPr>
-                <w:rFonts w:ascii="Times New Roman" w:hAnsi="Times New Roman"/>
-                <w:sz w:val="22"/>
-                <w:szCs w:val="22"/>
+                <w:lang w:val="en-US"/>
+              </w:rPr>
+              <w:t xml:space="preserve">  {</w:t>
+            </w:r>
+            <w:proofErr w:type="gramEnd"/>
+            <w:r>
+              <w:rPr>
+                <w:rFonts w:ascii="Times New Roman" w:hAnsi="Times New Roman"/>
+                <w:sz w:val="22"/>
+                <w:szCs w:val="22"/>
+                <w:lang w:val="en-US"/>
               </w:rPr>
               <w:t>{</w:t>
             </w:r>
+            <w:r>
+              <w:rPr>
+                <w:rFonts w:ascii="Times New Roman" w:hAnsi="Times New Roman"/>
+                <w:sz w:val="22"/>
+                <w:szCs w:val="22"/>
+                <w:lang w:val="en-US"/>
+              </w:rPr>
+              <w:t xml:space="preserve"> </w:t>
+            </w:r>
+            <w:proofErr w:type="spellStart"/>
+            <w:r>
+              <w:rPr>
+                <w:rFonts w:ascii="Times New Roman" w:hAnsi="Times New Roman"/>
+                <w:sz w:val="22"/>
+                <w:szCs w:val="22"/>
+                <w:lang w:val="en-US"/>
+              </w:rPr>
+              <w:t>okpo</w:t>
+            </w:r>
+            <w:proofErr w:type="spellEnd"/>
+            <w:r>
+              <w:rPr>
+                <w:rFonts w:ascii="Times New Roman" w:hAnsi="Times New Roman"/>
+                <w:sz w:val="22"/>
+                <w:szCs w:val="22"/>
+                <w:lang w:val="en-US"/>
+              </w:rPr>
+              <w:t xml:space="preserve"> }}</w:t>
+            </w:r>
+          </w:p>
+          <w:p>
+            <w:pPr>
+              <w:widowControl w:val="0"/>
+              <w:rPr>
+                <w:rFonts w:ascii="Times New Roman" w:hAnsi="Times New Roman"/>
+                <w:sz w:val="22"/>
+                <w:szCs w:val="22"/>
+                <w:lang w:val="en-US"/>
+              </w:rPr>
+            </w:pPr>
+            <w:r>
+              <w:rPr>
+                <w:rFonts w:ascii="Times New Roman" w:hAnsi="Times New Roman" w:hint="eastAsia"/>
+                <w:sz w:val="22"/>
+                <w:szCs w:val="22"/>
+              </w:rPr>
+              <w:t>Банковские</w:t>
+            </w:r>
+            <w:r>
+              <w:rPr>
+                <w:rFonts w:ascii="Times New Roman" w:hAnsi="Times New Roman"/>
+                <w:sz w:val="22"/>
+                <w:szCs w:val="22"/>
+                <w:lang w:val="en-US"/>
+              </w:rPr>
+              <w:t xml:space="preserve"> </w:t>
+            </w:r>
+            <w:r>
+              <w:rPr>
+                <w:rFonts w:ascii="Times New Roman" w:hAnsi="Times New Roman" w:hint="eastAsia"/>
+                <w:sz w:val="22"/>
+                <w:szCs w:val="22"/>
+              </w:rPr>
+              <w:t>реквизиты</w:t>
+            </w:r>
+            <w:r>
+              <w:rPr>
+                <w:rFonts w:ascii="Times New Roman" w:hAnsi="Times New Roman"/>
+                <w:sz w:val="22"/>
+                <w:szCs w:val="22"/>
+                <w:lang w:val="en-US"/>
+              </w:rPr>
+              <w:t xml:space="preserve">:  </w:t>
+            </w:r>
+          </w:p>
+          <w:p>
+            <w:pPr>
+              <w:widowControl w:val="0"/>
+              <w:rPr>
+                <w:rFonts w:ascii="Times New Roman" w:hAnsi="Times New Roman"/>
+                <w:sz w:val="22"/>
+                <w:szCs w:val="22"/>
+                <w:lang w:val="en-US"/>
+              </w:rPr>
+            </w:pPr>
+            <w:r>
+              <w:rPr>
+                <w:rFonts w:ascii="Times New Roman" w:hAnsi="Times New Roman" w:hint="eastAsia"/>
+                <w:sz w:val="22"/>
+                <w:szCs w:val="22"/>
+              </w:rPr>
+              <w:t>Расчетный</w:t>
+            </w:r>
+            <w:r>
+              <w:rPr>
+                <w:rFonts w:ascii="Times New Roman" w:hAnsi="Times New Roman"/>
+                <w:sz w:val="22"/>
+                <w:szCs w:val="22"/>
+                <w:lang w:val="en-US"/>
+              </w:rPr>
+              <w:t xml:space="preserve"> </w:t>
+            </w:r>
+            <w:r>
+              <w:rPr>
+                <w:rFonts w:ascii="Times New Roman" w:hAnsi="Times New Roman" w:hint="eastAsia"/>
+                <w:sz w:val="22"/>
+                <w:szCs w:val="22"/>
+              </w:rPr>
+              <w:t>счет</w:t>
+            </w:r>
+            <w:r>
+              <w:rPr>
+                <w:rFonts w:ascii="Times New Roman" w:hAnsi="Times New Roman"/>
+                <w:sz w:val="22"/>
+                <w:szCs w:val="22"/>
+                <w:lang w:val="en-US"/>
+              </w:rPr>
+              <w:t xml:space="preserve"> </w:t>
+            </w:r>
+            <w:proofErr w:type="gramStart"/>
+            <w:r>
+              <w:rPr>
+                <w:rFonts w:ascii="Times New Roman" w:hAnsi="Times New Roman"/>
+                <w:sz w:val="22"/>
+                <w:szCs w:val="22"/>
+                <w:lang w:val="en-US"/>
+              </w:rPr>
+              <w:t xml:space="preserve">{{ </w:t>
+            </w:r>
+            <w:proofErr w:type="spellStart"/>
+            <w:r>
+              <w:rPr>
+                <w:rFonts w:ascii="Times New Roman" w:hAnsi="Times New Roman"/>
+                <w:sz w:val="22"/>
+                <w:szCs w:val="22"/>
+                <w:lang w:val="en-US"/>
+              </w:rPr>
+              <w:t>current</w:t>
+            </w:r>
             <w:proofErr w:type="gramEnd"/>
             <w:r>
               <w:rPr>
                 <w:rFonts w:ascii="Times New Roman" w:hAnsi="Times New Roman"/>
                 <w:sz w:val="22"/>
                 <w:szCs w:val="22"/>
-              </w:rPr>
-              <w:t>{</w:t>
-            </w:r>
-            <w:r>
-              <w:rPr>
-                <w:rFonts w:ascii="Times New Roman" w:hAnsi="Times New Roman"/>
-                <w:sz w:val="22"/>
-                <w:szCs w:val="22"/>
-                <w:lang w:val="en-US"/>
-              </w:rPr>
-              <w:t xml:space="preserve"> </w:t>
-            </w:r>
-            <w:proofErr w:type="spellStart"/>
-            <w:r>
-              <w:rPr>
-                <w:rFonts w:ascii="Times New Roman" w:hAnsi="Times New Roman"/>
-                <w:sz w:val="22"/>
-                <w:szCs w:val="22"/>
-                <w:lang w:val="en-US"/>
-              </w:rPr>
-              <w:t>okpo</w:t>
+                <w:lang w:val="en-US"/>
+              </w:rPr>
+              <w:t>_</w:t>
+            </w:r>
+            <w:r>
+              <w:rPr>
+                <w:rFonts w:ascii="Times New Roman" w:hAnsi="Times New Roman"/>
+                <w:sz w:val="22"/>
+                <w:szCs w:val="22"/>
+                <w:lang w:val="en-US"/>
+              </w:rPr>
+              <w:t>account</w:t>
             </w:r>
             <w:proofErr w:type="spellEnd"/>
             <w:r>
@@ -3603,164 +3562,17 @@
                 <w:rFonts w:ascii="Times New Roman" w:hAnsi="Times New Roman"/>
                 <w:sz w:val="22"/>
                 <w:szCs w:val="22"/>
-              </w:rPr>
-            </w:pPr>
-            <w:r>
-              <w:rPr>
-                <w:rFonts w:ascii="Times New Roman" w:hAnsi="Times New Roman" w:hint="eastAsia"/>
-                <w:sz w:val="22"/>
-                <w:szCs w:val="22"/>
-              </w:rPr>
-              <w:t>Банковские</w:t>
-            </w:r>
-            <w:r>
-              <w:rPr>
-                <w:rFonts w:ascii="Times New Roman" w:hAnsi="Times New Roman"/>
-                <w:sz w:val="22"/>
-                <w:szCs w:val="22"/>
-              </w:rPr>
-              <w:t xml:space="preserve"> </w:t>
-            </w:r>
-            <w:r>
-              <w:rPr>
-                <w:rFonts w:ascii="Times New Roman" w:hAnsi="Times New Roman" w:hint="eastAsia"/>
-                <w:sz w:val="22"/>
-                <w:szCs w:val="22"/>
-              </w:rPr>
-              <w:t>реквизиты</w:t>
-            </w:r>
-            <w:r>
-              <w:rPr>
-                <w:rFonts w:ascii="Times New Roman" w:hAnsi="Times New Roman"/>
-                <w:sz w:val="22"/>
-                <w:szCs w:val="22"/>
-              </w:rPr>
-              <w:t xml:space="preserve">:  </w:t>
-            </w:r>
-          </w:p>
-          <w:p>
-            <w:pPr>
-              <w:widowControl w:val="0"/>
-              <w:rPr>
-                <w:rFonts w:ascii="Times New Roman" w:hAnsi="Times New Roman"/>
-                <w:sz w:val="22"/>
-                <w:szCs w:val="22"/>
-                <w:lang w:val="en-US"/>
-              </w:rPr>
-            </w:pPr>
-            <w:r>
-              <w:rPr>
-                <w:rFonts w:ascii="Times New Roman" w:hAnsi="Times New Roman" w:hint="eastAsia"/>
-                <w:sz w:val="22"/>
-                <w:szCs w:val="22"/>
-              </w:rPr>
-              <w:t>Расчетный</w:t>
-            </w:r>
-            <w:r>
-              <w:rPr>
-                <w:rFonts w:ascii="Times New Roman" w:hAnsi="Times New Roman"/>
-                <w:sz w:val="22"/>
-                <w:szCs w:val="22"/>
-                <w:lang w:val="en-US"/>
-              </w:rPr>
-              <w:t xml:space="preserve"> </w:t>
-            </w:r>
-            <w:r>
-              <w:rPr>
-                <w:rFonts w:ascii="Times New Roman" w:hAnsi="Times New Roman" w:hint="eastAsia"/>
-                <w:sz w:val="22"/>
-                <w:szCs w:val="22"/>
-              </w:rPr>
-              <w:t>счет</w:t>
-            </w:r>
-            <w:r>
-              <w:rPr>
-                <w:rFonts w:ascii="Times New Roman" w:hAnsi="Times New Roman"/>
-                <w:sz w:val="22"/>
-                <w:szCs w:val="22"/>
-                <w:lang w:val="en-US"/>
-              </w:rPr>
-              <w:t xml:space="preserve"> </w:t>
-            </w:r>
-            <w:proofErr w:type="gramStart"/>
-            <w:r>
-              <w:rPr>
-                <w:rFonts w:ascii="Times New Roman" w:hAnsi="Times New Roman"/>
-                <w:sz w:val="22"/>
-                <w:szCs w:val="22"/>
-                <w:lang w:val="en-US"/>
-              </w:rPr>
-              <w:t xml:space="preserve">{{ </w:t>
-            </w:r>
-            <w:proofErr w:type="spellStart"/>
-            <w:r>
-              <w:rPr>
-                <w:rFonts w:ascii="Times New Roman" w:hAnsi="Times New Roman"/>
-                <w:sz w:val="22"/>
-                <w:szCs w:val="22"/>
-                <w:lang w:val="en-US"/>
-              </w:rPr>
-              <w:t>current</w:t>
-            </w:r>
-            <w:proofErr w:type="gramEnd"/>
-            <w:r>
-              <w:rPr>
-                <w:rFonts w:ascii="Times New Roman" w:hAnsi="Times New Roman"/>
-                <w:sz w:val="22"/>
-                <w:szCs w:val="22"/>
-                <w:lang w:val="en-US"/>
-              </w:rPr>
-              <w:t>_</w:t>
-            </w:r>
-            <w:r>
-              <w:rPr>
-                <w:rFonts w:ascii="Times New Roman" w:hAnsi="Times New Roman"/>
-                <w:sz w:val="22"/>
-                <w:szCs w:val="22"/>
-                <w:lang w:val="en-US"/>
-              </w:rPr>
-              <w:t>account</w:t>
-            </w:r>
-            <w:proofErr w:type="spellEnd"/>
-            <w:r>
-              <w:rPr>
-                <w:rFonts w:ascii="Times New Roman" w:hAnsi="Times New Roman"/>
-                <w:sz w:val="22"/>
-                <w:szCs w:val="22"/>
-                <w:lang w:val="en-US"/>
-              </w:rPr>
-              <w:t xml:space="preserve"> }}</w:t>
-            </w:r>
-          </w:p>
-          <w:p>
-            <w:pPr>
-              <w:widowControl w:val="0"/>
-              <w:rPr>
-                <w:rFonts w:ascii="Times New Roman" w:hAnsi="Times New Roman"/>
-                <w:sz w:val="22"/>
-                <w:szCs w:val="22"/>
-                <w:lang w:val="en-US"/>
-              </w:rPr>
-            </w:pPr>
-            <w:proofErr w:type="gramStart"/>
-            <w:r>
-              <w:rPr>
-                <w:rFonts w:ascii="Times New Roman" w:hAnsi="Times New Roman"/>
-                <w:sz w:val="22"/>
-                <w:szCs w:val="22"/>
-                <w:lang w:val="en-US"/>
-              </w:rPr>
-              <w:t>{{ bank</w:t>
-            </w:r>
-            <w:proofErr w:type="gramEnd"/>
-            <w:r>
-              <w:rPr>
-                <w:rFonts w:ascii="Times New Roman" w:hAnsi="Times New Roman"/>
-                <w:sz w:val="22"/>
-                <w:szCs w:val="22"/>
-                <w:lang w:val="en-US"/>
-              </w:rPr>
-              <w:t xml:space="preserve"> }}</w:t>
+                <w:lang w:val="en-US"/>
+              </w:rPr>
+            </w:pPr>
+            <w:r>
+              <w:rPr>
+                <w:rFonts w:ascii="Times New Roman" w:hAnsi="Times New Roman"/>
+                <w:sz w:val="22"/>
+                <w:szCs w:val="22"/>
+                <w:lang w:val="en-US"/>
+              </w:rPr>
+              <w:t>{{ bank }}</w:t>
             </w:r>
           </w:p>
           <w:p>
@@ -4029,23 +3841,7 @@
                 <w:sz w:val="22"/>
                 <w:szCs w:val="22"/>
               </w:rPr>
-              <w:t>Акционерное общество «</w:t>
-            </w:r>
-            <w:proofErr w:type="spellStart"/>
-            <w:r>
-              <w:rPr>
-                <w:sz w:val="22"/>
-                <w:szCs w:val="22"/>
-              </w:rPr>
-              <w:t>Энергосбытовая</w:t>
-            </w:r>
-            <w:proofErr w:type="spellEnd"/>
-            <w:r>
-              <w:rPr>
-                <w:sz w:val="22"/>
-                <w:szCs w:val="22"/>
-              </w:rPr>
-              <w:t xml:space="preserve"> компания Кировского завода» </w:t>
+              <w:t xml:space="preserve">Акционерное общество «Энергосбытовая компания Кировского завода» </w:t>
             </w:r>
           </w:p>
           <w:p>
@@ -4368,15 +4164,25 @@
                 <w:spacing w:val="20"/>
                 <w:sz w:val="22"/>
                 <w:szCs w:val="22"/>
-              </w:rPr>
-            </w:pPr>
-            <w:r>
-              <w:rPr>
-                <w:rFonts w:ascii="Times New Roman" w:hAnsi="Times New Roman"/>
-                <w:sz w:val="22"/>
-                <w:szCs w:val="22"/>
-              </w:rPr>
-              <w:t>Сторона 1</w:t>
+                <w:lang w:val="en-US"/>
+              </w:rPr>
+            </w:pPr>
+            <w:r>
+              <w:rPr>
+                <w:rFonts w:ascii="Times New Roman" w:hAnsi="Times New Roman"/>
+                <w:sz w:val="22"/>
+                <w:szCs w:val="22"/>
+              </w:rPr>
+              <w:t>Сторона</w:t>
+            </w:r>
+            <w:r>
+              <w:rPr>
+                <w:rFonts w:ascii="Times New Roman" w:hAnsi="Times New Roman"/>
+                <w:sz w:val="22"/>
+                <w:szCs w:val="22"/>
+                <w:lang w:val="en-US"/>
+              </w:rPr>
+              <w:t xml:space="preserve"> 1</w:t>
             </w:r>
           </w:p>
           <w:p>
@@ -4389,13 +4195,11 @@
                 <w:lang w:val="en-US"/>
               </w:rPr>
             </w:pPr>
-            <w:proofErr w:type="gramStart"/>
-            <w:r>
-              <w:rPr>
-                <w:rFonts w:ascii="Times New Roman" w:hAnsi="Times New Roman"/>
-                <w:sz w:val="22"/>
-                <w:szCs w:val="22"/>
-                <w:highlight w:val="yellow"/>
+            <w:r>
+              <w:rPr>
+                <w:rFonts w:ascii="Times New Roman" w:hAnsi="Times New Roman"/>
+                <w:sz w:val="22"/>
+                <w:szCs w:val="22"/>
                 <w:lang w:val="en-US"/>
               </w:rPr>
               <w:t xml:space="preserve">{{ </w:t>
@@ -4406,51 +4210,9 @@
                 <w:rFonts w:ascii="Times New Roman" w:hAnsi="Times New Roman"/>
                 <w:sz w:val="22"/>
                 <w:szCs w:val="22"/>
-                <w:highlight w:val="yellow"/>
-                <w:lang w:val="en-US"/>
-              </w:rPr>
-              <w:t>thomas</w:t>
-            </w:r>
-            <w:proofErr w:type="gramEnd"/>
-            <w:r>
-              <w:rPr>
-                <w:rFonts w:ascii="Times New Roman" w:hAnsi="Times New Roman"/>
-                <w:sz w:val="22"/>
-                <w:szCs w:val="22"/>
-                <w:highlight w:val="yellow"/>
-                <w:lang w:val="en-US"/>
-              </w:rPr>
-              <w:t>_</w:t>
-            </w:r>
-            <w:r>
-              <w:rPr>
-                <w:rFonts w:ascii="Times New Roman" w:hAnsi="Times New Roman"/>
-                <w:sz w:val="22"/>
-                <w:szCs w:val="22"/>
-                <w:highlight w:val="yellow"/>
-                <w:lang w:val="en-US"/>
-              </w:rPr>
-              <w:t>of</w:t>
-            </w:r>
-            <w:r>
-              <w:rPr>
-                <w:rFonts w:ascii="Times New Roman" w:hAnsi="Times New Roman"/>
-                <w:sz w:val="22"/>
-                <w:szCs w:val="22"/>
-                <w:highlight w:val="yellow"/>
-                <w:lang w:val="en-US"/>
-              </w:rPr>
-              <w:t>_</w:t>
-            </w:r>
-            <w:r>
-              <w:rPr>
-                <w:rFonts w:ascii="Times New Roman" w:hAnsi="Times New Roman"/>
-                <w:sz w:val="22"/>
-                <w:szCs w:val="22"/>
-                <w:highlight w:val="yellow"/>
-                <w:lang w:val="en-US"/>
-              </w:rPr>
-              <w:t>property</w:t>
+                <w:lang w:val="en-US"/>
+              </w:rPr>
+              <w:t>thomas_of_property</w:t>
             </w:r>
             <w:proofErr w:type="spellEnd"/>
             <w:r>
@@ -4458,10 +4220,27 @@
                 <w:rFonts w:ascii="Times New Roman" w:hAnsi="Times New Roman"/>
                 <w:sz w:val="22"/>
                 <w:szCs w:val="22"/>
-                <w:highlight w:val="yellow"/>
-                <w:lang w:val="en-US"/>
-              </w:rPr>
-              <w:t>}}«{{</w:t>
+                <w:lang w:val="en-US"/>
+              </w:rPr>
+              <w:t>}}</w:t>
+            </w:r>
+            <w:r>
+              <w:rPr>
+                <w:rFonts w:ascii="Times New Roman" w:hAnsi="Times New Roman"/>
+                <w:sz w:val="22"/>
+                <w:szCs w:val="22"/>
+                <w:lang w:val="en-US"/>
+              </w:rPr>
+              <w:t xml:space="preserve"> </w:t>
+            </w:r>
+            <w:r>
+              <w:rPr>
+                <w:rFonts w:ascii="Times New Roman" w:hAnsi="Times New Roman"/>
+                <w:sz w:val="22"/>
+                <w:szCs w:val="22"/>
+                <w:lang w:val="en-US"/>
+              </w:rPr>
+              <w:t>«{{</w:t>
             </w:r>
             <w:proofErr w:type="spellStart"/>
             <w:r>
@@ -4469,30 +4248,9 @@
                 <w:rFonts w:ascii="Times New Roman" w:hAnsi="Times New Roman"/>
                 <w:sz w:val="22"/>
                 <w:szCs w:val="22"/>
-                <w:highlight w:val="yellow"/>
-                <w:lang w:val="en-US"/>
-              </w:rPr>
-              <w:t>abbreviated</w:t>
-            </w:r>
-            <w:r>
-              <w:rPr>
-                <w:rFonts w:ascii="Times New Roman" w:hAnsi="Times New Roman"/>
-                <w:sz w:val="22"/>
-                <w:szCs w:val="22"/>
-                <w:highlight w:val="yellow"/>
-                <w:lang w:val="en-US"/>
-              </w:rPr>
-              <w:t>_</w:t>
-            </w:r>
-            <w:r>
-              <w:rPr>
-                <w:rFonts w:ascii="Times New Roman" w:hAnsi="Times New Roman"/>
-                <w:sz w:val="22"/>
-                <w:szCs w:val="22"/>
-                <w:highlight w:val="yellow"/>
-                <w:lang w:val="en-US"/>
-              </w:rPr>
-              <w:t>name</w:t>
+                <w:lang w:val="en-US"/>
+              </w:rPr>
+              <w:t>abbreviated_name</w:t>
             </w:r>
             <w:proofErr w:type="spellEnd"/>
             <w:r>
@@ -4500,7 +4258,6 @@
                 <w:rFonts w:ascii="Times New Roman" w:hAnsi="Times New Roman"/>
                 <w:sz w:val="22"/>
                 <w:szCs w:val="22"/>
-                <w:highlight w:val="yellow"/>
                 <w:lang w:val="en-US"/>
               </w:rPr>
               <w:t xml:space="preserve"> }}»</w:t>
@@ -4516,7 +4273,6 @@
                 <w:lang w:val="en-US" w:eastAsia="en-US"/>
               </w:rPr>
             </w:pPr>
-            <w:proofErr w:type="gramStart"/>
             <w:r>
               <w:rPr>
                 <w:rFonts w:ascii="Times New Roman" w:hAnsi="Times New Roman"/>
@@ -4524,17 +4280,7 @@
                 <w:szCs w:val="22"/>
                 <w:lang w:val="en-US" w:eastAsia="en-US"/>
               </w:rPr>
-              <w:t>{{ position</w:t>
-            </w:r>
-            <w:proofErr w:type="gramEnd"/>
-            <w:r>
-              <w:rPr>
-                <w:rFonts w:ascii="Times New Roman" w:hAnsi="Times New Roman"/>
-                <w:sz w:val="22"/>
-                <w:szCs w:val="22"/>
-                <w:lang w:val="en-US" w:eastAsia="en-US"/>
-              </w:rPr>
-              <w:t xml:space="preserve"> }}</w:t>
+              <w:t>{{ position }}</w:t>
             </w:r>
           </w:p>
           <w:p>
@@ -4696,25 +4442,7 @@
                 <w:sz w:val="22"/>
                 <w:szCs w:val="22"/>
               </w:rPr>
-              <w:t>/</w:t>
-            </w:r>
-            <w:proofErr w:type="spellStart"/>
-            <w:r>
-              <w:rPr>
-                <w:rFonts w:ascii="Times New Roman" w:hAnsi="Times New Roman"/>
-                <w:sz w:val="22"/>
-                <w:szCs w:val="22"/>
-              </w:rPr>
-              <w:t>Ломейко</w:t>
-            </w:r>
-            <w:proofErr w:type="spellEnd"/>
-            <w:r>
-              <w:rPr>
-                <w:rFonts w:ascii="Times New Roman" w:hAnsi="Times New Roman"/>
-                <w:sz w:val="22"/>
-                <w:szCs w:val="22"/>
-              </w:rPr>
-              <w:t xml:space="preserve"> Александр Анатольевич/</w:t>
+              <w:t>/Ломейко Александр Анатольевич/</w:t>
             </w:r>
           </w:p>
         </w:tc>
@@ -4912,7 +4640,7 @@
 </file>
 
 <file path=word/endnotes.xml><?xml version="1.0" encoding="utf-8"?>
-<w:endnotes xmlns:wpc="http://schemas.microsoft.com/office/word/2010/wordprocessingCanvas" xmlns:cx="http://schemas.microsoft.com/office/drawing/2014/chartex" xmlns:mc="http://schemas.openxmlformats.org/markup-compatibility/2006" xmlns:o="urn:schemas-microsoft-com:office:office" xmlns:r="http://schemas.openxmlformats.org/officeDocument/2006/relationships" xmlns:m="http://schemas.openxmlformats.org/officeDocument/2006/math" xmlns:v="urn:schemas-microsoft-com:vml" xmlns:wp14="http://schemas.microsoft.com/office/word/2010/wordprocessingDrawing" xmlns:wp="http://schemas.openxmlformats.org/drawingml/2006/wordprocessingDrawing" xmlns:w10="urn:schemas-microsoft-com:office:word" xmlns:w="http://schemas.openxmlformats.org/wordprocessingml/2006/main" xmlns:w14="http://schemas.microsoft.com/office/word/2010/wordml" xmlns:w15="http://schemas.microsoft.com/office/word/2012/wordml" xmlns:w16se="http://schemas.microsoft.com/office/word/2015/wordml/symex" xmlns:wpg="http://schemas.microsoft.com/office/word/2010/wordprocessingGroup" xmlns:wpi="http://schemas.microsoft.com/office/word/2010/wordprocessingInk" xmlns:wne="http://schemas.microsoft.com/office/word/2006/wordml" xmlns:wps="http://schemas.microsoft.com/office/word/2010/wordprocessingShape" mc:Ignorable="w14 w15 w16se wp14">
+<w:endnotes xmlns:wpc="http://schemas.microsoft.com/office/word/2010/wordprocessingCanvas" xmlns:cx="http://schemas.microsoft.com/office/drawing/2014/chartex" xmlns:cx1="http://schemas.microsoft.com/office/drawing/2015/9/8/chartex" xmlns:mc="http://schemas.openxmlformats.org/markup-compatibility/2006" xmlns:o="urn:schemas-microsoft-com:office:office" xmlns:r="http://schemas.openxmlformats.org/officeDocument/2006/relationships" xmlns:m="http://schemas.openxmlformats.org/officeDocument/2006/math" xmlns:v="urn:schemas-microsoft-com:vml" xmlns:wp14="http://schemas.microsoft.com/office/word/2010/wordprocessingDrawing" xmlns:wp="http://schemas.openxmlformats.org/drawingml/2006/wordprocessingDrawing" xmlns:w10="urn:schemas-microsoft-com:office:word" xmlns:w="http://schemas.openxmlformats.org/wordprocessingml/2006/main" xmlns:w14="http://schemas.microsoft.com/office/word/2010/wordml" xmlns:w15="http://schemas.microsoft.com/office/word/2012/wordml" xmlns:w16se="http://schemas.microsoft.com/office/word/2015/wordml/symex" xmlns:wpg="http://schemas.microsoft.com/office/word/2010/wordprocessingGroup" xmlns:wpi="http://schemas.microsoft.com/office/word/2010/wordprocessingInk" xmlns:wne="http://schemas.microsoft.com/office/word/2006/wordml" xmlns:wps="http://schemas.microsoft.com/office/word/2010/wordprocessingShape" mc:Ignorable="w14 w15 w16se wp14">
   <w:endnote w:type="separator" w:id="-1">
     <w:p>
       <w:r>
@@ -4931,7 +4659,7 @@
 </file>
 
 <file path=word/footnotes.xml><?xml version="1.0" encoding="utf-8"?>
-<w:footnotes xmlns:wpc="http://schemas.microsoft.com/office/word/2010/wordprocessingCanvas" xmlns:cx="http://schemas.microsoft.com/office/drawing/2014/chartex" xmlns:mc="http://schemas.openxmlformats.org/markup-compatibility/2006" xmlns:o="urn:schemas-microsoft-com:office:office" xmlns:r="http://schemas.openxmlformats.org/officeDocument/2006/relationships" xmlns:m="http://schemas.openxmlformats.org/officeDocument/2006/math" xmlns:v="urn:schemas-microsoft-com:vml" xmlns:wp14="http://schemas.microsoft.com/office/word/2010/wordprocessingDrawing" xmlns:wp="http://schemas.openxmlformats.org/drawingml/2006/wordprocessingDrawing" xmlns:w10="urn:schemas-microsoft-com:office:word" xmlns:w="http://schemas.openxmlformats.org/wordprocessingml/2006/main" xmlns:w14="http://schemas.microsoft.com/office/word/2010/wordml" xmlns:w15="http://schemas.microsoft.com/office/word/2012/wordml" xmlns:w16se="http://schemas.microsoft.com/office/word/2015/wordml/symex" xmlns:wpg="http://schemas.microsoft.com/office/word/2010/wordprocessingGroup" xmlns:wpi="http://schemas.microsoft.com/office/word/2010/wordprocessingInk" xmlns:wne="http://schemas.microsoft.com/office/word/2006/wordml" xmlns:wps="http://schemas.microsoft.com/office/word/2010/wordprocessingShape" mc:Ignorable="w14 w15 w16se wp14">
+<w:footnotes xmlns:wpc="http://schemas.microsoft.com/office/word/2010/wordprocessingCanvas" xmlns:cx="http://schemas.microsoft.com/office/drawing/2014/chartex" xmlns:cx1="http://schemas.microsoft.com/office/drawing/2015/9/8/chartex" xmlns:mc="http://schemas.openxmlformats.org/markup-compatibility/2006" xmlns:o="urn:schemas-microsoft-com:office:office" xmlns:r="http://schemas.openxmlformats.org/officeDocument/2006/relationships" xmlns:m="http://schemas.openxmlformats.org/officeDocument/2006/math" xmlns:v="urn:schemas-microsoft-com:vml" xmlns:wp14="http://schemas.microsoft.com/office/word/2010/wordprocessingDrawing" xmlns:wp="http://schemas.openxmlformats.org/drawingml/2006/wordprocessingDrawing" xmlns:w10="urn:schemas-microsoft-com:office:word" xmlns:w="http://schemas.openxmlformats.org/wordprocessingml/2006/main" xmlns:w14="http://schemas.microsoft.com/office/word/2010/wordml" xmlns:w15="http://schemas.microsoft.com/office/word/2012/wordml" xmlns:w16se="http://schemas.microsoft.com/office/word/2015/wordml/symex" xmlns:wpg="http://schemas.microsoft.com/office/word/2010/wordprocessingGroup" xmlns:wpi="http://schemas.microsoft.com/office/word/2010/wordprocessingInk" xmlns:wne="http://schemas.microsoft.com/office/word/2006/wordml" xmlns:wps="http://schemas.microsoft.com/office/word/2010/wordprocessingShape" mc:Ignorable="w14 w15 w16se wp14">
   <w:footnote w:type="separator" w:id="-1">
     <w:p>
       <w:r>
@@ -4950,7 +4678,7 @@
 </file>
 
 <file path=word/header1.xml><?xml version="1.0" encoding="utf-8"?>
-<w:hdr xmlns:wpc="http://schemas.microsoft.com/office/word/2010/wordprocessingCanvas" xmlns:cx="http://schemas.microsoft.com/office/drawing/2014/chartex" xmlns:mc="http://schemas.openxmlformats.org/markup-compatibility/2006" xmlns:o="urn:schemas-microsoft-com:office:office" xmlns:r="http://schemas.openxmlformats.org/officeDocument/2006/relationships" xmlns:m="http://schemas.openxmlformats.org/officeDocument/2006/math" xmlns:v="urn:schemas-microsoft-com:vml" xmlns:wp14="http://schemas.microsoft.com/office/word/2010/wordprocessingDrawing" xmlns:wp="http://schemas.openxmlformats.org/drawingml/2006/wordprocessingDrawing" xmlns:w10="urn:schemas-microsoft-com:office:word" xmlns:w="http://schemas.openxmlformats.org/wordprocessingml/2006/main" xmlns:w14="http://schemas.microsoft.com/office/word/2010/wordml" xmlns:w15="http://schemas.microsoft.com/office/word/2012/wordml" xmlns:w16se="http://schemas.microsoft.com/office/word/2015/wordml/symex" xmlns:wpg="http://schemas.microsoft.com/office/word/2010/wordprocessingGroup" xmlns:wpi="http://schemas.microsoft.com/office/word/2010/wordprocessingInk" xmlns:wne="http://schemas.microsoft.com/office/word/2006/wordml" xmlns:wps="http://schemas.microsoft.com/office/word/2010/wordprocessingShape" mc:Ignorable="w14 w15 w16se wp14">
+<w:hdr xmlns:wpc="http://schemas.microsoft.com/office/word/2010/wordprocessingCanvas" xmlns:cx="http://schemas.microsoft.com/office/drawing/2014/chartex" xmlns:cx1="http://schemas.microsoft.com/office/drawing/2015/9/8/chartex" xmlns:mc="http://schemas.openxmlformats.org/markup-compatibility/2006" xmlns:o="urn:schemas-microsoft-com:office:office" xmlns:r="http://schemas.openxmlformats.org/officeDocument/2006/relationships" xmlns:m="http://schemas.openxmlformats.org/officeDocument/2006/math" xmlns:v="urn:schemas-microsoft-com:vml" xmlns:wp14="http://schemas.microsoft.com/office/word/2010/wordprocessingDrawing" xmlns:wp="http://schemas.openxmlformats.org/drawingml/2006/wordprocessingDrawing" xmlns:w10="urn:schemas-microsoft-com:office:word" xmlns:w="http://schemas.openxmlformats.org/wordprocessingml/2006/main" xmlns:w14="http://schemas.microsoft.com/office/word/2010/wordml" xmlns:w15="http://schemas.microsoft.com/office/word/2012/wordml" xmlns:w16se="http://schemas.microsoft.com/office/word/2015/wordml/symex" xmlns:wpg="http://schemas.microsoft.com/office/word/2010/wordprocessingGroup" xmlns:wpi="http://schemas.microsoft.com/office/word/2010/wordprocessingInk" xmlns:wne="http://schemas.microsoft.com/office/word/2006/wordml" xmlns:wps="http://schemas.microsoft.com/office/word/2010/wordprocessingShape" mc:Ignorable="w14 w15 w16se wp14">
   <w:sdt>
     <w:sdtPr>
       <w:id w:val="-582225604"/>
@@ -4979,7 +4707,7 @@
           <w:rPr>
             <w:noProof/>
           </w:rPr>
-          <w:t>4</w:t>
+          <w:t>3</w:t>
         </w:r>
         <w:r>
           <w:fldChar w:fldCharType="end"/>
@@ -4991,7 +4719,7 @@
 </file>
 
 <file path=word/numbering.xml><?xml version="1.0" encoding="utf-8"?>
-<w:numbering xmlns:wpc="http://schemas.microsoft.com/office/word/2010/wordprocessingCanvas" xmlns:cx="http://schemas.microsoft.com/office/drawing/2014/chartex" xmlns:mc="http://schemas.openxmlformats.org/markup-compatibility/2006" xmlns:o="urn:schemas-microsoft-com:office:office" xmlns:r="http://schemas.openxmlformats.org/officeDocument/2006/relationships" xmlns:m="http://schemas.openxmlformats.org/officeDocument/2006/math" xmlns:v="urn:schemas-microsoft-com:vml" xmlns:wp14="http://schemas.microsoft.com/office/word/2010/wordprocessingDrawing" xmlns:wp="http://schemas.openxmlformats.org/drawingml/2006/wordprocessingDrawing" xmlns:w10="urn:schemas-microsoft-com:office:word" xmlns:w="http://schemas.openxmlformats.org/wordprocessingml/2006/main" xmlns:w14="http://schemas.microsoft.com/office/word/2010/wordml" xmlns:w15="http://schemas.microsoft.com/office/word/2012/wordml" xmlns:w16se="http://schemas.microsoft.com/office/word/2015/wordml/symex" xmlns:wpg="http://schemas.microsoft.com/office/word/2010/wordprocessingGroup" xmlns:wpi="http://schemas.microsoft.com/office/word/2010/wordprocessingInk" xmlns:wne="http://schemas.microsoft.com/office/word/2006/wordml" xmlns:wps="http://schemas.microsoft.com/office/word/2010/wordprocessingShape" mc:Ignorable="w14 w15 w16se wp14">
+<w:numbering xmlns:wpc="http://schemas.microsoft.com/office/word/2010/wordprocessingCanvas" xmlns:cx="http://schemas.microsoft.com/office/drawing/2014/chartex" xmlns:cx1="http://schemas.microsoft.com/office/drawing/2015/9/8/chartex" xmlns:mc="http://schemas.openxmlformats.org/markup-compatibility/2006" xmlns:o="urn:schemas-microsoft-com:office:office" xmlns:r="http://schemas.openxmlformats.org/officeDocument/2006/relationships" xmlns:m="http://schemas.openxmlformats.org/officeDocument/2006/math" xmlns:v="urn:schemas-microsoft-com:vml" xmlns:wp14="http://schemas.microsoft.com/office/word/2010/wordprocessingDrawing" xmlns:wp="http://schemas.openxmlformats.org/drawingml/2006/wordprocessingDrawing" xmlns:w10="urn:schemas-microsoft-com:office:word" xmlns:w="http://schemas.openxmlformats.org/wordprocessingml/2006/main" xmlns:w14="http://schemas.microsoft.com/office/word/2010/wordml" xmlns:w15="http://schemas.microsoft.com/office/word/2012/wordml" xmlns:w16se="http://schemas.microsoft.com/office/word/2015/wordml/symex" xmlns:wpg="http://schemas.microsoft.com/office/word/2010/wordprocessingGroup" xmlns:wpi="http://schemas.microsoft.com/office/word/2010/wordprocessingInk" xmlns:wne="http://schemas.microsoft.com/office/word/2006/wordml" xmlns:wps="http://schemas.microsoft.com/office/word/2010/wordprocessingShape" mc:Ignorable="w14 w15 w16se wp14">
   <w:abstractNum w:abstractNumId="0" w15:restartNumberingAfterBreak="0">
     <w:nsid w:val="011827AA"/>
     <w:multiLevelType w:val="hybridMultilevel"/>
@@ -6328,7 +6056,7 @@
 </file>
 
 <file path=customXml/itemProps1.xml><?xml version="1.0" encoding="utf-8"?>
-<ds:datastoreItem xmlns:ds="http://schemas.openxmlformats.org/officeDocument/2006/customXml" ds:itemID="{121961E8-44A3-4109-BF59-F8ECB97DBDED}">
+<ds:datastoreItem xmlns:ds="http://schemas.openxmlformats.org/officeDocument/2006/customXml" ds:itemID="{89FAB91F-3354-4D67-B2E3-C10131FC67D1}">
   <ds:schemaRefs>
     <ds:schemaRef ds:uri="http://schemas.openxmlformats.org/officeDocument/2006/bibliography"/>
   </ds:schemaRefs>
